--- a/documentation/Отчеты/report Yahin.docx
+++ b/documentation/Отчеты/report Yahin.docx
@@ -1063,9 +1063,11 @@
     <w:sdt>
       <w:sdtPr>
         <w:rPr>
-          <w:rFonts w:ascii="Times New Roman" w:hAnsi="Times New Roman" w:cs="Times New Roman"/>
-          <w:sz w:val="28"/>
-          <w:szCs w:val="28"/>
+          <w:rFonts w:ascii="Times New Roman" w:eastAsiaTheme="minorHAnsi" w:hAnsi="Times New Roman" w:cs="Times New Roman"/>
+          <w:color w:val="auto"/>
+          <w:sz w:val="28"/>
+          <w:szCs w:val="28"/>
+          <w:lang w:eastAsia="en-US"/>
         </w:rPr>
         <w:id w:val="-922034007"/>
         <w:docPartObj>
@@ -1075,11 +1077,8 @@
       </w:sdtPr>
       <w:sdtEndPr>
         <w:rPr>
-          <w:rFonts w:eastAsiaTheme="minorHAnsi"/>
           <w:b/>
           <w:bCs/>
-          <w:color w:val="auto"/>
-          <w:lang w:eastAsia="en-US"/>
         </w:rPr>
       </w:sdtEndPr>
       <w:sdtContent>
@@ -1108,8 +1107,10 @@
           <w:pPr>
             <w:pStyle w:val="11"/>
             <w:rPr>
-              <w:rFonts w:eastAsiaTheme="minorEastAsia"/>
+              <w:rFonts w:asciiTheme="minorHAnsi" w:eastAsiaTheme="minorEastAsia" w:hAnsiTheme="minorHAnsi" w:cstheme="minorBidi"/>
               <w:kern w:val="2"/>
+              <w:sz w:val="24"/>
+              <w:szCs w:val="24"/>
               <w14:ligatures w14:val="standardContextual"/>
             </w:rPr>
           </w:pPr>
@@ -1122,7 +1123,7 @@
           <w:r>
             <w:fldChar w:fldCharType="separate"/>
           </w:r>
-          <w:hyperlink w:anchor="_Toc232340156" w:history="1">
+          <w:hyperlink w:anchor="_Toc232422242" w:history="1">
             <w:r>
               <w:rPr>
                 <w:rStyle w:val="a9"/>
@@ -1145,7 +1146,7 @@
               <w:rPr>
                 <w:webHidden/>
               </w:rPr>
-              <w:instrText xml:space="preserve"> PAGEREF _Toc232340156 \h </w:instrText>
+              <w:instrText xml:space="preserve"> PAGEREF _Toc232422242 \h </w:instrText>
             </w:r>
             <w:r>
               <w:rPr>
@@ -1176,12 +1177,14 @@
           <w:pPr>
             <w:pStyle w:val="11"/>
             <w:rPr>
-              <w:rFonts w:eastAsiaTheme="minorEastAsia"/>
+              <w:rFonts w:asciiTheme="minorHAnsi" w:eastAsiaTheme="minorEastAsia" w:hAnsiTheme="minorHAnsi" w:cstheme="minorBidi"/>
               <w:kern w:val="2"/>
+              <w:sz w:val="24"/>
+              <w:szCs w:val="24"/>
               <w14:ligatures w14:val="standardContextual"/>
             </w:rPr>
           </w:pPr>
-          <w:hyperlink w:anchor="_Toc232340157" w:history="1">
+          <w:hyperlink w:anchor="_Toc232422243" w:history="1">
             <w:r>
               <w:rPr>
                 <w:rStyle w:val="a9"/>
@@ -1204,7 +1207,7 @@
               <w:rPr>
                 <w:webHidden/>
               </w:rPr>
-              <w:instrText xml:space="preserve"> PAGEREF _Toc232340157 \h </w:instrText>
+              <w:instrText xml:space="preserve"> PAGEREF _Toc232422243 \h </w:instrText>
             </w:r>
             <w:r>
               <w:rPr>
@@ -1237,117 +1240,71 @@
             <w:tabs>
               <w:tab w:val="right" w:leader="dot" w:pos="9344"/>
             </w:tabs>
-            <w:spacing w:line="360" w:lineRule="auto"/>
             <w:rPr>
-              <w:rFonts w:ascii="Times New Roman" w:eastAsiaTheme="minorEastAsia" w:hAnsi="Times New Roman" w:cs="Times New Roman"/>
+              <w:rFonts w:eastAsiaTheme="minorEastAsia"/>
               <w:noProof/>
               <w:kern w:val="2"/>
-              <w:sz w:val="28"/>
-              <w:szCs w:val="28"/>
+              <w:sz w:val="24"/>
+              <w:szCs w:val="24"/>
               <w:lang w:eastAsia="ru-RU"/>
               <w14:ligatures w14:val="standardContextual"/>
             </w:rPr>
           </w:pPr>
-          <w:hyperlink w:anchor="_Toc232340158" w:history="1">
+          <w:hyperlink w:anchor="_Toc232422244" w:history="1">
             <w:r>
               <w:rPr>
                 <w:rStyle w:val="a9"/>
-                <w:rFonts w:ascii="Times New Roman" w:eastAsia="Times New Roman" w:hAnsi="Times New Roman" w:cs="Times New Roman"/>
+                <w:rFonts w:eastAsia="Times New Roman"/>
                 <w:noProof/>
-                <w:sz w:val="28"/>
-                <w:szCs w:val="28"/>
                 <w:lang w:eastAsia="ru-RU"/>
               </w:rPr>
-              <w:t>1.</w:t>
-            </w:r>
-            <w:r>
-              <w:rPr>
-                <w:rStyle w:val="a9"/>
-                <w:rFonts w:ascii="Times New Roman" w:eastAsia="Times New Roman" w:hAnsi="Times New Roman" w:cs="Times New Roman"/>
-                <w:noProof/>
-                <w:sz w:val="28"/>
-                <w:szCs w:val="28"/>
-                <w:lang w:val="en-US" w:eastAsia="ru-RU"/>
-              </w:rPr>
-              <w:t>1</w:t>
-            </w:r>
-            <w:r>
-              <w:rPr>
-                <w:rStyle w:val="a9"/>
-                <w:rFonts w:ascii="Times New Roman" w:eastAsia="Times New Roman" w:hAnsi="Times New Roman" w:cs="Times New Roman"/>
-                <w:noProof/>
-                <w:sz w:val="28"/>
-                <w:szCs w:val="28"/>
-                <w:lang w:eastAsia="ru-RU"/>
-              </w:rPr>
-              <w:t xml:space="preserve"> Анализ структуры и деятельности предприятия</w:t>
-            </w:r>
-            <w:r>
-              <w:rPr>
-                <w:rFonts w:ascii="Times New Roman" w:hAnsi="Times New Roman" w:cs="Times New Roman"/>
+              <w:t>1.1 Анализ структуры и деятельности предприятия</w:t>
+            </w:r>
+            <w:r>
+              <w:rPr>
                 <w:noProof/>
                 <w:webHidden/>
-                <w:sz w:val="28"/>
-                <w:szCs w:val="28"/>
               </w:rPr>
               <w:tab/>
             </w:r>
             <w:r>
               <w:rPr>
-                <w:rFonts w:ascii="Times New Roman" w:hAnsi="Times New Roman" w:cs="Times New Roman"/>
                 <w:noProof/>
                 <w:webHidden/>
-                <w:sz w:val="28"/>
-                <w:szCs w:val="28"/>
               </w:rPr>
               <w:fldChar w:fldCharType="begin"/>
             </w:r>
             <w:r>
               <w:rPr>
-                <w:rFonts w:ascii="Times New Roman" w:hAnsi="Times New Roman" w:cs="Times New Roman"/>
                 <w:noProof/>
                 <w:webHidden/>
-                <w:sz w:val="28"/>
-                <w:szCs w:val="28"/>
-              </w:rPr>
-              <w:instrText xml:space="preserve"> PAGEREF _Toc232340158 \h </w:instrText>
-            </w:r>
-            <w:r>
-              <w:rPr>
-                <w:rFonts w:ascii="Times New Roman" w:hAnsi="Times New Roman" w:cs="Times New Roman"/>
+              </w:rPr>
+              <w:instrText xml:space="preserve"> PAGEREF _Toc232422244 \h </w:instrText>
+            </w:r>
+            <w:r>
+              <w:rPr>
                 <w:noProof/>
                 <w:webHidden/>
-                <w:sz w:val="28"/>
-                <w:szCs w:val="28"/>
-              </w:rPr>
-            </w:r>
-            <w:r>
-              <w:rPr>
-                <w:rFonts w:ascii="Times New Roman" w:hAnsi="Times New Roman" w:cs="Times New Roman"/>
+              </w:rPr>
+            </w:r>
+            <w:r>
+              <w:rPr>
                 <w:noProof/>
                 <w:webHidden/>
-                <w:sz w:val="28"/>
-                <w:szCs w:val="28"/>
               </w:rPr>
               <w:fldChar w:fldCharType="separate"/>
             </w:r>
             <w:r>
               <w:rPr>
-                <w:rFonts w:ascii="Times New Roman" w:hAnsi="Times New Roman" w:cs="Times New Roman"/>
                 <w:noProof/>
                 <w:webHidden/>
-                <w:sz w:val="28"/>
-                <w:szCs w:val="28"/>
               </w:rPr>
               <w:t>4</w:t>
             </w:r>
             <w:r>
               <w:rPr>
-                <w:rFonts w:ascii="Times New Roman" w:hAnsi="Times New Roman" w:cs="Times New Roman"/>
                 <w:noProof/>
                 <w:webHidden/>
-                <w:sz w:val="28"/>
-                <w:szCs w:val="28"/>
               </w:rPr>
               <w:fldChar w:fldCharType="end"/>
             </w:r>
@@ -1359,106 +1316,71 @@
             <w:tabs>
               <w:tab w:val="right" w:leader="dot" w:pos="9344"/>
             </w:tabs>
-            <w:spacing w:line="360" w:lineRule="auto"/>
             <w:rPr>
-              <w:rFonts w:ascii="Times New Roman" w:eastAsiaTheme="minorEastAsia" w:hAnsi="Times New Roman" w:cs="Times New Roman"/>
+              <w:rFonts w:eastAsiaTheme="minorEastAsia"/>
               <w:noProof/>
               <w:kern w:val="2"/>
-              <w:sz w:val="28"/>
-              <w:szCs w:val="28"/>
+              <w:sz w:val="24"/>
+              <w:szCs w:val="24"/>
               <w:lang w:eastAsia="ru-RU"/>
               <w14:ligatures w14:val="standardContextual"/>
             </w:rPr>
           </w:pPr>
-          <w:hyperlink w:anchor="_Toc232340159" w:history="1">
+          <w:hyperlink w:anchor="_Toc232422245" w:history="1">
             <w:r>
               <w:rPr>
                 <w:rStyle w:val="a9"/>
-                <w:rFonts w:ascii="Times New Roman" w:eastAsia="Times New Roman" w:hAnsi="Times New Roman" w:cs="Times New Roman"/>
+                <w:rFonts w:eastAsia="Times New Roman"/>
                 <w:noProof/>
-                <w:sz w:val="28"/>
-                <w:szCs w:val="28"/>
-                <w:lang w:val="en-US" w:eastAsia="ru-RU"/>
-              </w:rPr>
-              <w:t xml:space="preserve">1.2 </w:t>
-            </w:r>
-            <w:r>
-              <w:rPr>
-                <w:rStyle w:val="a9"/>
-                <w:rFonts w:ascii="Times New Roman" w:eastAsia="Times New Roman" w:hAnsi="Times New Roman" w:cs="Times New Roman"/>
-                <w:noProof/>
-                <w:sz w:val="28"/>
-                <w:szCs w:val="28"/>
                 <w:lang w:eastAsia="ru-RU"/>
               </w:rPr>
-              <w:t>Общее описание проекта</w:t>
-            </w:r>
-            <w:r>
-              <w:rPr>
-                <w:rFonts w:ascii="Times New Roman" w:hAnsi="Times New Roman" w:cs="Times New Roman"/>
+              <w:t>1.2 Общее описание проекта</w:t>
+            </w:r>
+            <w:r>
+              <w:rPr>
                 <w:noProof/>
                 <w:webHidden/>
-                <w:sz w:val="28"/>
-                <w:szCs w:val="28"/>
               </w:rPr>
               <w:tab/>
             </w:r>
             <w:r>
               <w:rPr>
-                <w:rFonts w:ascii="Times New Roman" w:hAnsi="Times New Roman" w:cs="Times New Roman"/>
                 <w:noProof/>
                 <w:webHidden/>
-                <w:sz w:val="28"/>
-                <w:szCs w:val="28"/>
               </w:rPr>
               <w:fldChar w:fldCharType="begin"/>
             </w:r>
             <w:r>
               <w:rPr>
-                <w:rFonts w:ascii="Times New Roman" w:hAnsi="Times New Roman" w:cs="Times New Roman"/>
                 <w:noProof/>
                 <w:webHidden/>
-                <w:sz w:val="28"/>
-                <w:szCs w:val="28"/>
-              </w:rPr>
-              <w:instrText xml:space="preserve"> PAGEREF _Toc232340159 \h </w:instrText>
-            </w:r>
-            <w:r>
-              <w:rPr>
-                <w:rFonts w:ascii="Times New Roman" w:hAnsi="Times New Roman" w:cs="Times New Roman"/>
+              </w:rPr>
+              <w:instrText xml:space="preserve"> PAGEREF _Toc232422245 \h </w:instrText>
+            </w:r>
+            <w:r>
+              <w:rPr>
                 <w:noProof/>
                 <w:webHidden/>
-                <w:sz w:val="28"/>
-                <w:szCs w:val="28"/>
-              </w:rPr>
-            </w:r>
-            <w:r>
-              <w:rPr>
-                <w:rFonts w:ascii="Times New Roman" w:hAnsi="Times New Roman" w:cs="Times New Roman"/>
+              </w:rPr>
+            </w:r>
+            <w:r>
+              <w:rPr>
                 <w:noProof/>
                 <w:webHidden/>
-                <w:sz w:val="28"/>
-                <w:szCs w:val="28"/>
               </w:rPr>
               <w:fldChar w:fldCharType="separate"/>
             </w:r>
             <w:r>
               <w:rPr>
-                <w:rFonts w:ascii="Times New Roman" w:hAnsi="Times New Roman" w:cs="Times New Roman"/>
                 <w:noProof/>
                 <w:webHidden/>
-                <w:sz w:val="28"/>
-                <w:szCs w:val="28"/>
               </w:rPr>
               <w:t>5</w:t>
             </w:r>
             <w:r>
               <w:rPr>
-                <w:rFonts w:ascii="Times New Roman" w:hAnsi="Times New Roman" w:cs="Times New Roman"/>
                 <w:noProof/>
                 <w:webHidden/>
-                <w:sz w:val="28"/>
-                <w:szCs w:val="28"/>
               </w:rPr>
               <w:fldChar w:fldCharType="end"/>
             </w:r>
@@ -1470,106 +1392,71 @@
             <w:tabs>
               <w:tab w:val="right" w:leader="dot" w:pos="9344"/>
             </w:tabs>
-            <w:spacing w:line="360" w:lineRule="auto"/>
             <w:rPr>
-              <w:rFonts w:ascii="Times New Roman" w:eastAsiaTheme="minorEastAsia" w:hAnsi="Times New Roman" w:cs="Times New Roman"/>
+              <w:rFonts w:eastAsiaTheme="minorEastAsia"/>
               <w:noProof/>
               <w:kern w:val="2"/>
-              <w:sz w:val="28"/>
-              <w:szCs w:val="28"/>
+              <w:sz w:val="24"/>
+              <w:szCs w:val="24"/>
               <w:lang w:eastAsia="ru-RU"/>
               <w14:ligatures w14:val="standardContextual"/>
             </w:rPr>
           </w:pPr>
-          <w:hyperlink w:anchor="_Toc232340160" w:history="1">
+          <w:hyperlink w:anchor="_Toc232422246" w:history="1">
             <w:r>
               <w:rPr>
                 <w:rStyle w:val="a9"/>
-                <w:rFonts w:ascii="Times New Roman" w:eastAsia="Times New Roman" w:hAnsi="Times New Roman" w:cs="Times New Roman"/>
+                <w:rFonts w:eastAsia="Times New Roman"/>
                 <w:noProof/>
-                <w:sz w:val="28"/>
-                <w:szCs w:val="28"/>
-                <w:lang w:val="en-US" w:eastAsia="ru-RU"/>
-              </w:rPr>
-              <w:t xml:space="preserve">1.3 </w:t>
-            </w:r>
-            <w:r>
-              <w:rPr>
-                <w:rStyle w:val="a9"/>
-                <w:rFonts w:ascii="Times New Roman" w:eastAsia="Times New Roman" w:hAnsi="Times New Roman" w:cs="Times New Roman"/>
-                <w:noProof/>
-                <w:sz w:val="28"/>
-                <w:szCs w:val="28"/>
                 <w:lang w:eastAsia="ru-RU"/>
               </w:rPr>
-              <w:t>Техническое задание</w:t>
-            </w:r>
-            <w:r>
-              <w:rPr>
-                <w:rFonts w:ascii="Times New Roman" w:hAnsi="Times New Roman" w:cs="Times New Roman"/>
+              <w:t>1.3 Техническое задание</w:t>
+            </w:r>
+            <w:r>
+              <w:rPr>
                 <w:noProof/>
                 <w:webHidden/>
-                <w:sz w:val="28"/>
-                <w:szCs w:val="28"/>
               </w:rPr>
               <w:tab/>
             </w:r>
             <w:r>
               <w:rPr>
-                <w:rFonts w:ascii="Times New Roman" w:hAnsi="Times New Roman" w:cs="Times New Roman"/>
                 <w:noProof/>
                 <w:webHidden/>
-                <w:sz w:val="28"/>
-                <w:szCs w:val="28"/>
               </w:rPr>
               <w:fldChar w:fldCharType="begin"/>
             </w:r>
             <w:r>
               <w:rPr>
-                <w:rFonts w:ascii="Times New Roman" w:hAnsi="Times New Roman" w:cs="Times New Roman"/>
                 <w:noProof/>
                 <w:webHidden/>
-                <w:sz w:val="28"/>
-                <w:szCs w:val="28"/>
-              </w:rPr>
-              <w:instrText xml:space="preserve"> PAGEREF _Toc232340160 \h </w:instrText>
-            </w:r>
-            <w:r>
-              <w:rPr>
-                <w:rFonts w:ascii="Times New Roman" w:hAnsi="Times New Roman" w:cs="Times New Roman"/>
+              </w:rPr>
+              <w:instrText xml:space="preserve"> PAGEREF _Toc232422246 \h </w:instrText>
+            </w:r>
+            <w:r>
+              <w:rPr>
                 <w:noProof/>
                 <w:webHidden/>
-                <w:sz w:val="28"/>
-                <w:szCs w:val="28"/>
-              </w:rPr>
-            </w:r>
-            <w:r>
-              <w:rPr>
-                <w:rFonts w:ascii="Times New Roman" w:hAnsi="Times New Roman" w:cs="Times New Roman"/>
+              </w:rPr>
+            </w:r>
+            <w:r>
+              <w:rPr>
                 <w:noProof/>
                 <w:webHidden/>
-                <w:sz w:val="28"/>
-                <w:szCs w:val="28"/>
               </w:rPr>
               <w:fldChar w:fldCharType="separate"/>
             </w:r>
             <w:r>
               <w:rPr>
-                <w:rFonts w:ascii="Times New Roman" w:hAnsi="Times New Roman" w:cs="Times New Roman"/>
                 <w:noProof/>
                 <w:webHidden/>
-                <w:sz w:val="28"/>
-                <w:szCs w:val="28"/>
               </w:rPr>
               <w:t>7</w:t>
             </w:r>
             <w:r>
               <w:rPr>
-                <w:rFonts w:ascii="Times New Roman" w:hAnsi="Times New Roman" w:cs="Times New Roman"/>
                 <w:noProof/>
                 <w:webHidden/>
-                <w:sz w:val="28"/>
-                <w:szCs w:val="28"/>
               </w:rPr>
               <w:fldChar w:fldCharType="end"/>
             </w:r>
@@ -1579,12 +1466,14 @@
           <w:pPr>
             <w:pStyle w:val="11"/>
             <w:rPr>
-              <w:rFonts w:eastAsiaTheme="minorEastAsia"/>
+              <w:rFonts w:asciiTheme="minorHAnsi" w:eastAsiaTheme="minorEastAsia" w:hAnsiTheme="minorHAnsi" w:cstheme="minorBidi"/>
               <w:kern w:val="2"/>
+              <w:sz w:val="24"/>
+              <w:szCs w:val="24"/>
               <w14:ligatures w14:val="standardContextual"/>
             </w:rPr>
           </w:pPr>
-          <w:hyperlink w:anchor="_Toc232340161" w:history="1">
+          <w:hyperlink w:anchor="_Toc232422247" w:history="1">
             <w:r>
               <w:rPr>
                 <w:rStyle w:val="a9"/>
@@ -1607,7 +1496,7 @@
               <w:rPr>
                 <w:webHidden/>
               </w:rPr>
-              <w:instrText xml:space="preserve"> PAGEREF _Toc232340161 \h </w:instrText>
+              <w:instrText xml:space="preserve"> PAGEREF _Toc232422247 \h </w:instrText>
             </w:r>
             <w:r>
               <w:rPr>
@@ -1638,12 +1527,14 @@
           <w:pPr>
             <w:pStyle w:val="11"/>
             <w:rPr>
-              <w:rFonts w:eastAsiaTheme="minorEastAsia"/>
+              <w:rFonts w:asciiTheme="minorHAnsi" w:eastAsiaTheme="minorEastAsia" w:hAnsiTheme="minorHAnsi" w:cstheme="minorBidi"/>
               <w:kern w:val="2"/>
+              <w:sz w:val="24"/>
+              <w:szCs w:val="24"/>
               <w14:ligatures w14:val="standardContextual"/>
             </w:rPr>
           </w:pPr>
-          <w:hyperlink w:anchor="_Toc232340162" w:history="1">
+          <w:hyperlink w:anchor="_Toc232422248" w:history="1">
             <w:r>
               <w:rPr>
                 <w:rStyle w:val="a9"/>
@@ -1666,7 +1557,7 @@
               <w:rPr>
                 <w:webHidden/>
               </w:rPr>
-              <w:instrText xml:space="preserve"> PAGEREF _Toc232340162 \h </w:instrText>
+              <w:instrText xml:space="preserve"> PAGEREF _Toc232422248 \h </w:instrText>
             </w:r>
             <w:r>
               <w:rPr>
@@ -1699,25 +1590,22 @@
             <w:tabs>
               <w:tab w:val="right" w:leader="dot" w:pos="9344"/>
             </w:tabs>
-            <w:spacing w:line="360" w:lineRule="auto"/>
             <w:rPr>
-              <w:rFonts w:ascii="Times New Roman" w:eastAsiaTheme="minorEastAsia" w:hAnsi="Times New Roman" w:cs="Times New Roman"/>
+              <w:rFonts w:eastAsiaTheme="minorEastAsia"/>
               <w:noProof/>
               <w:kern w:val="2"/>
-              <w:sz w:val="28"/>
-              <w:szCs w:val="28"/>
+              <w:sz w:val="24"/>
+              <w:szCs w:val="24"/>
               <w:lang w:eastAsia="ru-RU"/>
               <w14:ligatures w14:val="standardContextual"/>
             </w:rPr>
           </w:pPr>
-          <w:hyperlink w:anchor="_Toc232340163" w:history="1">
+          <w:hyperlink w:anchor="_Toc232422249" w:history="1">
             <w:r>
               <w:rPr>
                 <w:rStyle w:val="a9"/>
-                <w:rFonts w:ascii="Times New Roman" w:eastAsia="Times New Roman" w:hAnsi="Times New Roman" w:cs="Times New Roman"/>
+                <w:rFonts w:eastAsia="Times New Roman"/>
                 <w:noProof/>
-                <w:sz w:val="28"/>
-                <w:szCs w:val="28"/>
                 <w:lang w:val="en-US" w:eastAsia="ru-RU"/>
               </w:rPr>
               <w:t xml:space="preserve">3.1 </w:t>
@@ -1725,80 +1613,57 @@
             <w:r>
               <w:rPr>
                 <w:rStyle w:val="a9"/>
-                <w:rFonts w:ascii="Times New Roman" w:eastAsia="Times New Roman" w:hAnsi="Times New Roman" w:cs="Times New Roman"/>
+                <w:rFonts w:eastAsia="Times New Roman"/>
                 <w:noProof/>
-                <w:sz w:val="28"/>
-                <w:szCs w:val="28"/>
                 <w:lang w:eastAsia="ru-RU"/>
               </w:rPr>
               <w:t>Диаграмма использования</w:t>
             </w:r>
             <w:r>
               <w:rPr>
-                <w:rFonts w:ascii="Times New Roman" w:hAnsi="Times New Roman" w:cs="Times New Roman"/>
                 <w:noProof/>
                 <w:webHidden/>
-                <w:sz w:val="28"/>
-                <w:szCs w:val="28"/>
               </w:rPr>
               <w:tab/>
             </w:r>
             <w:r>
               <w:rPr>
-                <w:rFonts w:ascii="Times New Roman" w:hAnsi="Times New Roman" w:cs="Times New Roman"/>
                 <w:noProof/>
                 <w:webHidden/>
-                <w:sz w:val="28"/>
-                <w:szCs w:val="28"/>
               </w:rPr>
               <w:fldChar w:fldCharType="begin"/>
             </w:r>
             <w:r>
               <w:rPr>
-                <w:rFonts w:ascii="Times New Roman" w:hAnsi="Times New Roman" w:cs="Times New Roman"/>
                 <w:noProof/>
                 <w:webHidden/>
-                <w:sz w:val="28"/>
-                <w:szCs w:val="28"/>
-              </w:rPr>
-              <w:instrText xml:space="preserve"> PAGEREF _Toc232340163 \h </w:instrText>
-            </w:r>
-            <w:r>
-              <w:rPr>
-                <w:rFonts w:ascii="Times New Roman" w:hAnsi="Times New Roman" w:cs="Times New Roman"/>
+              </w:rPr>
+              <w:instrText xml:space="preserve"> PAGEREF _Toc232422249 \h </w:instrText>
+            </w:r>
+            <w:r>
+              <w:rPr>
                 <w:noProof/>
                 <w:webHidden/>
-                <w:sz w:val="28"/>
-                <w:szCs w:val="28"/>
-              </w:rPr>
-            </w:r>
-            <w:r>
-              <w:rPr>
-                <w:rFonts w:ascii="Times New Roman" w:hAnsi="Times New Roman" w:cs="Times New Roman"/>
+              </w:rPr>
+            </w:r>
+            <w:r>
+              <w:rPr>
                 <w:noProof/>
                 <w:webHidden/>
-                <w:sz w:val="28"/>
-                <w:szCs w:val="28"/>
               </w:rPr>
               <w:fldChar w:fldCharType="separate"/>
             </w:r>
             <w:r>
               <w:rPr>
-                <w:rFonts w:ascii="Times New Roman" w:hAnsi="Times New Roman" w:cs="Times New Roman"/>
                 <w:noProof/>
                 <w:webHidden/>
-                <w:sz w:val="28"/>
-                <w:szCs w:val="28"/>
               </w:rPr>
               <w:t>10</w:t>
             </w:r>
             <w:r>
               <w:rPr>
-                <w:rFonts w:ascii="Times New Roman" w:hAnsi="Times New Roman" w:cs="Times New Roman"/>
                 <w:noProof/>
                 <w:webHidden/>
-                <w:sz w:val="28"/>
-                <w:szCs w:val="28"/>
               </w:rPr>
               <w:fldChar w:fldCharType="end"/>
             </w:r>
@@ -1810,95 +1675,91 @@
             <w:tabs>
               <w:tab w:val="right" w:leader="dot" w:pos="9344"/>
             </w:tabs>
-            <w:spacing w:line="360" w:lineRule="auto"/>
             <w:rPr>
-              <w:rFonts w:ascii="Times New Roman" w:eastAsiaTheme="minorEastAsia" w:hAnsi="Times New Roman" w:cs="Times New Roman"/>
+              <w:rFonts w:eastAsiaTheme="minorEastAsia"/>
               <w:noProof/>
               <w:kern w:val="2"/>
-              <w:sz w:val="28"/>
-              <w:szCs w:val="28"/>
+              <w:sz w:val="24"/>
+              <w:szCs w:val="24"/>
               <w:lang w:eastAsia="ru-RU"/>
               <w14:ligatures w14:val="standardContextual"/>
             </w:rPr>
           </w:pPr>
-          <w:hyperlink w:anchor="_Toc232340164" w:history="1">
+          <w:hyperlink w:anchor="_Toc232422250" w:history="1">
             <w:r>
               <w:rPr>
                 <w:rStyle w:val="a9"/>
-                <w:rFonts w:ascii="Times New Roman" w:eastAsia="Times New Roman" w:hAnsi="Times New Roman" w:cs="Times New Roman"/>
+                <w:rFonts w:eastAsia="Times New Roman" w:cs="Times New Roman"/>
+                <w:bCs/>
                 <w:noProof/>
-                <w:sz w:val="28"/>
-                <w:szCs w:val="28"/>
                 <w:lang w:eastAsia="ru-RU"/>
               </w:rPr>
-              <w:t>3.2. Диаграмма компонентов</w:t>
-            </w:r>
-            <w:r>
-              <w:rPr>
-                <w:rFonts w:ascii="Times New Roman" w:hAnsi="Times New Roman" w:cs="Times New Roman"/>
+              <w:t>3.</w:t>
+            </w:r>
+            <w:r>
+              <w:rPr>
+                <w:rStyle w:val="a9"/>
+                <w:rFonts w:eastAsia="Times New Roman" w:cs="Times New Roman"/>
+                <w:noProof/>
+                <w:lang w:eastAsia="ru-RU"/>
+              </w:rPr>
+              <w:t>2.</w:t>
+            </w:r>
+            <w:r>
+              <w:rPr>
+                <w:rStyle w:val="a9"/>
+                <w:rFonts w:eastAsia="Times New Roman" w:cs="Times New Roman"/>
+                <w:bCs/>
+                <w:noProof/>
+                <w:lang w:eastAsia="ru-RU"/>
+              </w:rPr>
+              <w:t xml:space="preserve"> Диаграмма компонентов</w:t>
+            </w:r>
+            <w:r>
+              <w:rPr>
                 <w:noProof/>
                 <w:webHidden/>
-                <w:sz w:val="28"/>
-                <w:szCs w:val="28"/>
               </w:rPr>
               <w:tab/>
             </w:r>
             <w:r>
               <w:rPr>
-                <w:rFonts w:ascii="Times New Roman" w:hAnsi="Times New Roman" w:cs="Times New Roman"/>
                 <w:noProof/>
                 <w:webHidden/>
-                <w:sz w:val="28"/>
-                <w:szCs w:val="28"/>
               </w:rPr>
               <w:fldChar w:fldCharType="begin"/>
             </w:r>
             <w:r>
               <w:rPr>
-                <w:rFonts w:ascii="Times New Roman" w:hAnsi="Times New Roman" w:cs="Times New Roman"/>
                 <w:noProof/>
                 <w:webHidden/>
-                <w:sz w:val="28"/>
-                <w:szCs w:val="28"/>
-              </w:rPr>
-              <w:instrText xml:space="preserve"> PAGEREF _Toc232340164 \h </w:instrText>
-            </w:r>
-            <w:r>
-              <w:rPr>
-                <w:rFonts w:ascii="Times New Roman" w:hAnsi="Times New Roman" w:cs="Times New Roman"/>
+              </w:rPr>
+              <w:instrText xml:space="preserve"> PAGEREF _Toc232422250 \h </w:instrText>
+            </w:r>
+            <w:r>
+              <w:rPr>
                 <w:noProof/>
                 <w:webHidden/>
-                <w:sz w:val="28"/>
-                <w:szCs w:val="28"/>
-              </w:rPr>
-            </w:r>
-            <w:r>
-              <w:rPr>
-                <w:rFonts w:ascii="Times New Roman" w:hAnsi="Times New Roman" w:cs="Times New Roman"/>
+              </w:rPr>
+            </w:r>
+            <w:r>
+              <w:rPr>
                 <w:noProof/>
                 <w:webHidden/>
-                <w:sz w:val="28"/>
-                <w:szCs w:val="28"/>
               </w:rPr>
               <w:fldChar w:fldCharType="separate"/>
             </w:r>
             <w:r>
               <w:rPr>
-                <w:rFonts w:ascii="Times New Roman" w:hAnsi="Times New Roman" w:cs="Times New Roman"/>
                 <w:noProof/>
                 <w:webHidden/>
-                <w:sz w:val="28"/>
-                <w:szCs w:val="28"/>
               </w:rPr>
               <w:t>13</w:t>
             </w:r>
             <w:r>
               <w:rPr>
-                <w:rFonts w:ascii="Times New Roman" w:hAnsi="Times New Roman" w:cs="Times New Roman"/>
                 <w:noProof/>
                 <w:webHidden/>
-                <w:sz w:val="28"/>
-                <w:szCs w:val="28"/>
               </w:rPr>
               <w:fldChar w:fldCharType="end"/>
             </w:r>
@@ -1910,95 +1771,71 @@
             <w:tabs>
               <w:tab w:val="right" w:leader="dot" w:pos="9344"/>
             </w:tabs>
-            <w:spacing w:line="360" w:lineRule="auto"/>
             <w:rPr>
-              <w:rFonts w:ascii="Times New Roman" w:eastAsiaTheme="minorEastAsia" w:hAnsi="Times New Roman" w:cs="Times New Roman"/>
+              <w:rFonts w:eastAsiaTheme="minorEastAsia"/>
               <w:noProof/>
               <w:kern w:val="2"/>
-              <w:sz w:val="28"/>
-              <w:szCs w:val="28"/>
+              <w:sz w:val="24"/>
+              <w:szCs w:val="24"/>
               <w:lang w:eastAsia="ru-RU"/>
               <w14:ligatures w14:val="standardContextual"/>
             </w:rPr>
           </w:pPr>
-          <w:hyperlink w:anchor="_Toc232340165" w:history="1">
+          <w:hyperlink w:anchor="_Toc232422251" w:history="1">
             <w:r>
               <w:rPr>
                 <w:rStyle w:val="a9"/>
-                <w:rFonts w:ascii="Times New Roman" w:eastAsia="Times New Roman" w:hAnsi="Times New Roman" w:cs="Times New Roman"/>
+                <w:rFonts w:eastAsia="Times New Roman" w:cs="Times New Roman"/>
                 <w:noProof/>
-                <w:sz w:val="28"/>
-                <w:szCs w:val="28"/>
                 <w:lang w:eastAsia="ru-RU"/>
               </w:rPr>
               <w:t>3.3 Диаграмма развертывания</w:t>
             </w:r>
             <w:r>
               <w:rPr>
-                <w:rFonts w:ascii="Times New Roman" w:hAnsi="Times New Roman" w:cs="Times New Roman"/>
                 <w:noProof/>
                 <w:webHidden/>
-                <w:sz w:val="28"/>
-                <w:szCs w:val="28"/>
               </w:rPr>
               <w:tab/>
             </w:r>
             <w:r>
               <w:rPr>
-                <w:rFonts w:ascii="Times New Roman" w:hAnsi="Times New Roman" w:cs="Times New Roman"/>
                 <w:noProof/>
                 <w:webHidden/>
-                <w:sz w:val="28"/>
-                <w:szCs w:val="28"/>
               </w:rPr>
               <w:fldChar w:fldCharType="begin"/>
             </w:r>
             <w:r>
               <w:rPr>
-                <w:rFonts w:ascii="Times New Roman" w:hAnsi="Times New Roman" w:cs="Times New Roman"/>
                 <w:noProof/>
                 <w:webHidden/>
-                <w:sz w:val="28"/>
-                <w:szCs w:val="28"/>
-              </w:rPr>
-              <w:instrText xml:space="preserve"> PAGEREF _Toc232340165 \h </w:instrText>
-            </w:r>
-            <w:r>
-              <w:rPr>
-                <w:rFonts w:ascii="Times New Roman" w:hAnsi="Times New Roman" w:cs="Times New Roman"/>
+              </w:rPr>
+              <w:instrText xml:space="preserve"> PAGEREF _Toc232422251 \h </w:instrText>
+            </w:r>
+            <w:r>
+              <w:rPr>
                 <w:noProof/>
                 <w:webHidden/>
-                <w:sz w:val="28"/>
-                <w:szCs w:val="28"/>
-              </w:rPr>
-            </w:r>
-            <w:r>
-              <w:rPr>
-                <w:rFonts w:ascii="Times New Roman" w:hAnsi="Times New Roman" w:cs="Times New Roman"/>
+              </w:rPr>
+            </w:r>
+            <w:r>
+              <w:rPr>
                 <w:noProof/>
                 <w:webHidden/>
-                <w:sz w:val="28"/>
-                <w:szCs w:val="28"/>
               </w:rPr>
               <w:fldChar w:fldCharType="separate"/>
             </w:r>
             <w:r>
               <w:rPr>
-                <w:rFonts w:ascii="Times New Roman" w:hAnsi="Times New Roman" w:cs="Times New Roman"/>
                 <w:noProof/>
                 <w:webHidden/>
-                <w:sz w:val="28"/>
-                <w:szCs w:val="28"/>
               </w:rPr>
               <w:t>15</w:t>
             </w:r>
             <w:r>
               <w:rPr>
-                <w:rFonts w:ascii="Times New Roman" w:hAnsi="Times New Roman" w:cs="Times New Roman"/>
                 <w:noProof/>
                 <w:webHidden/>
-                <w:sz w:val="28"/>
-                <w:szCs w:val="28"/>
               </w:rPr>
               <w:fldChar w:fldCharType="end"/>
             </w:r>
@@ -2010,95 +1847,71 @@
             <w:tabs>
               <w:tab w:val="right" w:leader="dot" w:pos="9344"/>
             </w:tabs>
-            <w:spacing w:line="360" w:lineRule="auto"/>
             <w:rPr>
-              <w:rFonts w:ascii="Times New Roman" w:eastAsiaTheme="minorEastAsia" w:hAnsi="Times New Roman" w:cs="Times New Roman"/>
+              <w:rFonts w:eastAsiaTheme="minorEastAsia"/>
               <w:noProof/>
               <w:kern w:val="2"/>
-              <w:sz w:val="28"/>
-              <w:szCs w:val="28"/>
+              <w:sz w:val="24"/>
+              <w:szCs w:val="24"/>
               <w:lang w:eastAsia="ru-RU"/>
               <w14:ligatures w14:val="standardContextual"/>
             </w:rPr>
           </w:pPr>
-          <w:hyperlink w:anchor="_Toc232340166" w:history="1">
+          <w:hyperlink w:anchor="_Toc232422252" w:history="1">
             <w:r>
               <w:rPr>
                 <w:rStyle w:val="a9"/>
-                <w:rFonts w:ascii="Times New Roman" w:eastAsia="Times New Roman" w:hAnsi="Times New Roman" w:cs="Times New Roman"/>
+                <w:rFonts w:eastAsia="Times New Roman"/>
                 <w:noProof/>
-                <w:sz w:val="28"/>
-                <w:szCs w:val="28"/>
                 <w:lang w:eastAsia="ru-RU"/>
               </w:rPr>
               <w:t>3.4 Диаграмма классов</w:t>
             </w:r>
             <w:r>
               <w:rPr>
-                <w:rFonts w:ascii="Times New Roman" w:hAnsi="Times New Roman" w:cs="Times New Roman"/>
                 <w:noProof/>
                 <w:webHidden/>
-                <w:sz w:val="28"/>
-                <w:szCs w:val="28"/>
               </w:rPr>
               <w:tab/>
             </w:r>
             <w:r>
               <w:rPr>
-                <w:rFonts w:ascii="Times New Roman" w:hAnsi="Times New Roman" w:cs="Times New Roman"/>
                 <w:noProof/>
                 <w:webHidden/>
-                <w:sz w:val="28"/>
-                <w:szCs w:val="28"/>
               </w:rPr>
               <w:fldChar w:fldCharType="begin"/>
             </w:r>
             <w:r>
               <w:rPr>
-                <w:rFonts w:ascii="Times New Roman" w:hAnsi="Times New Roman" w:cs="Times New Roman"/>
                 <w:noProof/>
                 <w:webHidden/>
-                <w:sz w:val="28"/>
-                <w:szCs w:val="28"/>
-              </w:rPr>
-              <w:instrText xml:space="preserve"> PAGEREF _Toc232340166 \h </w:instrText>
-            </w:r>
-            <w:r>
-              <w:rPr>
-                <w:rFonts w:ascii="Times New Roman" w:hAnsi="Times New Roman" w:cs="Times New Roman"/>
+              </w:rPr>
+              <w:instrText xml:space="preserve"> PAGEREF _Toc232422252 \h </w:instrText>
+            </w:r>
+            <w:r>
+              <w:rPr>
                 <w:noProof/>
                 <w:webHidden/>
-                <w:sz w:val="28"/>
-                <w:szCs w:val="28"/>
-              </w:rPr>
-            </w:r>
-            <w:r>
-              <w:rPr>
-                <w:rFonts w:ascii="Times New Roman" w:hAnsi="Times New Roman" w:cs="Times New Roman"/>
+              </w:rPr>
+            </w:r>
+            <w:r>
+              <w:rPr>
                 <w:noProof/>
                 <w:webHidden/>
-                <w:sz w:val="28"/>
-                <w:szCs w:val="28"/>
               </w:rPr>
               <w:fldChar w:fldCharType="separate"/>
             </w:r>
             <w:r>
               <w:rPr>
-                <w:rFonts w:ascii="Times New Roman" w:hAnsi="Times New Roman" w:cs="Times New Roman"/>
                 <w:noProof/>
                 <w:webHidden/>
-                <w:sz w:val="28"/>
-                <w:szCs w:val="28"/>
               </w:rPr>
               <w:t>16</w:t>
             </w:r>
             <w:r>
               <w:rPr>
-                <w:rFonts w:ascii="Times New Roman" w:hAnsi="Times New Roman" w:cs="Times New Roman"/>
                 <w:noProof/>
                 <w:webHidden/>
-                <w:sz w:val="28"/>
-                <w:szCs w:val="28"/>
               </w:rPr>
               <w:fldChar w:fldCharType="end"/>
             </w:r>
@@ -2108,18 +1921,31 @@
           <w:pPr>
             <w:pStyle w:val="11"/>
             <w:rPr>
-              <w:rFonts w:eastAsiaTheme="minorEastAsia"/>
+              <w:rFonts w:asciiTheme="minorHAnsi" w:eastAsiaTheme="minorEastAsia" w:hAnsiTheme="minorHAnsi" w:cstheme="minorBidi"/>
               <w:kern w:val="2"/>
+              <w:sz w:val="24"/>
+              <w:szCs w:val="24"/>
               <w14:ligatures w14:val="standardContextual"/>
             </w:rPr>
           </w:pPr>
-          <w:hyperlink w:anchor="_Toc232340167" w:history="1">
+          <w:hyperlink w:anchor="_Toc232422253" w:history="1">
             <w:r>
               <w:rPr>
                 <w:rStyle w:val="a9"/>
-                <w:highlight w:val="yellow"/>
-              </w:rPr>
-              <w:t>Часть проектирования</w:t>
+              </w:rPr>
+              <w:t>4 ПРО</w:t>
+            </w:r>
+            <w:r>
+              <w:rPr>
+                <w:rStyle w:val="a9"/>
+              </w:rPr>
+              <w:t>Е</w:t>
+            </w:r>
+            <w:r>
+              <w:rPr>
+                <w:rStyle w:val="a9"/>
+              </w:rPr>
+              <w:t>КТИРОВАНИЕ МОДУЛЯ «БАЗА ДАННЫХ»</w:t>
             </w:r>
             <w:r>
               <w:rPr>
@@ -2137,7 +1963,7 @@
               <w:rPr>
                 <w:webHidden/>
               </w:rPr>
-              <w:instrText xml:space="preserve"> PAGEREF _Toc232340167 \h </w:instrText>
+              <w:instrText xml:space="preserve"> PAGEREF _Toc232422253 \h </w:instrText>
             </w:r>
             <w:r>
               <w:rPr>
@@ -2158,6 +1984,335 @@
             </w:r>
             <w:r>
               <w:rPr>
+                <w:webHidden/>
+              </w:rPr>
+              <w:fldChar w:fldCharType="end"/>
+            </w:r>
+          </w:hyperlink>
+        </w:p>
+        <w:p>
+          <w:pPr>
+            <w:pStyle w:val="21"/>
+            <w:tabs>
+              <w:tab w:val="right" w:leader="dot" w:pos="9344"/>
+            </w:tabs>
+            <w:rPr>
+              <w:rFonts w:eastAsiaTheme="minorEastAsia"/>
+              <w:noProof/>
+              <w:kern w:val="2"/>
+              <w:sz w:val="24"/>
+              <w:szCs w:val="24"/>
+              <w:lang w:eastAsia="ru-RU"/>
+              <w14:ligatures w14:val="standardContextual"/>
+            </w:rPr>
+          </w:pPr>
+          <w:hyperlink w:anchor="_Toc232422254" w:history="1">
+            <w:r>
+              <w:rPr>
+                <w:rStyle w:val="a9"/>
+                <w:rFonts w:cs="Times New Roman"/>
+                <w:bCs/>
+                <w:noProof/>
+              </w:rPr>
+              <w:t>4.</w:t>
+            </w:r>
+            <w:r>
+              <w:rPr>
+                <w:rStyle w:val="a9"/>
+                <w:rFonts w:cs="Times New Roman"/>
+                <w:noProof/>
+                <w:lang w:val="en-US"/>
+              </w:rPr>
+              <w:t>1</w:t>
+            </w:r>
+            <w:r>
+              <w:rPr>
+                <w:rStyle w:val="a9"/>
+                <w:rFonts w:cs="Times New Roman"/>
+                <w:noProof/>
+              </w:rPr>
+              <w:t>.</w:t>
+            </w:r>
+            <w:r>
+              <w:rPr>
+                <w:rStyle w:val="a9"/>
+                <w:rFonts w:cs="Times New Roman"/>
+                <w:bCs/>
+                <w:noProof/>
+              </w:rPr>
+              <w:t xml:space="preserve"> Диаграмма деятельности</w:t>
+            </w:r>
+            <w:r>
+              <w:rPr>
+                <w:noProof/>
+                <w:webHidden/>
+              </w:rPr>
+              <w:tab/>
+            </w:r>
+            <w:r>
+              <w:rPr>
+                <w:noProof/>
+                <w:webHidden/>
+              </w:rPr>
+              <w:fldChar w:fldCharType="begin"/>
+            </w:r>
+            <w:r>
+              <w:rPr>
+                <w:noProof/>
+                <w:webHidden/>
+              </w:rPr>
+              <w:instrText xml:space="preserve"> PAGEREF _Toc232422254 \h </w:instrText>
+            </w:r>
+            <w:r>
+              <w:rPr>
+                <w:noProof/>
+                <w:webHidden/>
+              </w:rPr>
+            </w:r>
+            <w:r>
+              <w:rPr>
+                <w:noProof/>
+                <w:webHidden/>
+              </w:rPr>
+              <w:fldChar w:fldCharType="separate"/>
+            </w:r>
+            <w:r>
+              <w:rPr>
+                <w:noProof/>
+                <w:webHidden/>
+              </w:rPr>
+              <w:t>22</w:t>
+            </w:r>
+            <w:r>
+              <w:rPr>
+                <w:noProof/>
+                <w:webHidden/>
+              </w:rPr>
+              <w:fldChar w:fldCharType="end"/>
+            </w:r>
+          </w:hyperlink>
+        </w:p>
+        <w:p>
+          <w:pPr>
+            <w:pStyle w:val="21"/>
+            <w:tabs>
+              <w:tab w:val="right" w:leader="dot" w:pos="9344"/>
+            </w:tabs>
+            <w:rPr>
+              <w:rFonts w:eastAsiaTheme="minorEastAsia"/>
+              <w:noProof/>
+              <w:kern w:val="2"/>
+              <w:sz w:val="24"/>
+              <w:szCs w:val="24"/>
+              <w:lang w:eastAsia="ru-RU"/>
+              <w14:ligatures w14:val="standardContextual"/>
+            </w:rPr>
+          </w:pPr>
+          <w:hyperlink w:anchor="_Toc232422255" w:history="1">
+            <w:r>
+              <w:rPr>
+                <w:rStyle w:val="a9"/>
+                <w:rFonts w:cs="Times New Roman"/>
+                <w:noProof/>
+              </w:rPr>
+              <w:t>4.2. Диаграмма коммуникации</w:t>
+            </w:r>
+            <w:r>
+              <w:rPr>
+                <w:noProof/>
+                <w:webHidden/>
+              </w:rPr>
+              <w:tab/>
+            </w:r>
+            <w:r>
+              <w:rPr>
+                <w:noProof/>
+                <w:webHidden/>
+              </w:rPr>
+              <w:fldChar w:fldCharType="begin"/>
+            </w:r>
+            <w:r>
+              <w:rPr>
+                <w:noProof/>
+                <w:webHidden/>
+              </w:rPr>
+              <w:instrText xml:space="preserve"> PAGEREF _Toc232422255 \h </w:instrText>
+            </w:r>
+            <w:r>
+              <w:rPr>
+                <w:noProof/>
+                <w:webHidden/>
+              </w:rPr>
+            </w:r>
+            <w:r>
+              <w:rPr>
+                <w:noProof/>
+                <w:webHidden/>
+              </w:rPr>
+              <w:fldChar w:fldCharType="separate"/>
+            </w:r>
+            <w:r>
+              <w:rPr>
+                <w:noProof/>
+                <w:webHidden/>
+              </w:rPr>
+              <w:t>24</w:t>
+            </w:r>
+            <w:r>
+              <w:rPr>
+                <w:noProof/>
+                <w:webHidden/>
+              </w:rPr>
+              <w:fldChar w:fldCharType="end"/>
+            </w:r>
+          </w:hyperlink>
+        </w:p>
+        <w:p>
+          <w:pPr>
+            <w:pStyle w:val="21"/>
+            <w:tabs>
+              <w:tab w:val="right" w:leader="dot" w:pos="9344"/>
+            </w:tabs>
+            <w:rPr>
+              <w:rFonts w:eastAsiaTheme="minorEastAsia"/>
+              <w:noProof/>
+              <w:kern w:val="2"/>
+              <w:sz w:val="24"/>
+              <w:szCs w:val="24"/>
+              <w:lang w:eastAsia="ru-RU"/>
+              <w14:ligatures w14:val="standardContextual"/>
+            </w:rPr>
+          </w:pPr>
+          <w:hyperlink w:anchor="_Toc232422256" w:history="1">
+            <w:r>
+              <w:rPr>
+                <w:rStyle w:val="a9"/>
+                <w:rFonts w:cs="Times New Roman"/>
+                <w:bCs/>
+                <w:noProof/>
+              </w:rPr>
+              <w:t>4.3. Диаграмма последовательности</w:t>
+            </w:r>
+            <w:r>
+              <w:rPr>
+                <w:noProof/>
+                <w:webHidden/>
+              </w:rPr>
+              <w:tab/>
+            </w:r>
+            <w:r>
+              <w:rPr>
+                <w:noProof/>
+                <w:webHidden/>
+              </w:rPr>
+              <w:fldChar w:fldCharType="begin"/>
+            </w:r>
+            <w:r>
+              <w:rPr>
+                <w:noProof/>
+                <w:webHidden/>
+              </w:rPr>
+              <w:instrText xml:space="preserve"> PAGEREF _Toc232422256 \h </w:instrText>
+            </w:r>
+            <w:r>
+              <w:rPr>
+                <w:noProof/>
+                <w:webHidden/>
+              </w:rPr>
+            </w:r>
+            <w:r>
+              <w:rPr>
+                <w:noProof/>
+                <w:webHidden/>
+              </w:rPr>
+              <w:fldChar w:fldCharType="separate"/>
+            </w:r>
+            <w:r>
+              <w:rPr>
+                <w:noProof/>
+                <w:webHidden/>
+              </w:rPr>
+              <w:t>25</w:t>
+            </w:r>
+            <w:r>
+              <w:rPr>
+                <w:noProof/>
+                <w:webHidden/>
+              </w:rPr>
+              <w:fldChar w:fldCharType="end"/>
+            </w:r>
+          </w:hyperlink>
+        </w:p>
+        <w:p>
+          <w:pPr>
+            <w:pStyle w:val="21"/>
+            <w:tabs>
+              <w:tab w:val="right" w:leader="dot" w:pos="9344"/>
+            </w:tabs>
+            <w:rPr>
+              <w:rFonts w:eastAsiaTheme="minorEastAsia"/>
+              <w:noProof/>
+              <w:kern w:val="2"/>
+              <w:sz w:val="24"/>
+              <w:szCs w:val="24"/>
+              <w:lang w:eastAsia="ru-RU"/>
+              <w14:ligatures w14:val="standardContextual"/>
+            </w:rPr>
+          </w:pPr>
+          <w:hyperlink w:anchor="_Toc232422257" w:history="1">
+            <w:r>
+              <w:rPr>
+                <w:rStyle w:val="a9"/>
+                <w:rFonts w:cs="Times New Roman"/>
+                <w:bCs/>
+                <w:noProof/>
+              </w:rPr>
+              <w:t>4.4. Диаграмма состояний</w:t>
+            </w:r>
+            <w:r>
+              <w:rPr>
+                <w:noProof/>
+                <w:webHidden/>
+              </w:rPr>
+              <w:tab/>
+            </w:r>
+            <w:r>
+              <w:rPr>
+                <w:noProof/>
+                <w:webHidden/>
+              </w:rPr>
+              <w:fldChar w:fldCharType="begin"/>
+            </w:r>
+            <w:r>
+              <w:rPr>
+                <w:noProof/>
+                <w:webHidden/>
+              </w:rPr>
+              <w:instrText xml:space="preserve"> PAGEREF _Toc232422257 \h </w:instrText>
+            </w:r>
+            <w:r>
+              <w:rPr>
+                <w:noProof/>
+                <w:webHidden/>
+              </w:rPr>
+            </w:r>
+            <w:r>
+              <w:rPr>
+                <w:noProof/>
+                <w:webHidden/>
+              </w:rPr>
+              <w:fldChar w:fldCharType="separate"/>
+            </w:r>
+            <w:r>
+              <w:rPr>
+                <w:noProof/>
+                <w:webHidden/>
+              </w:rPr>
+              <w:t>27</w:t>
+            </w:r>
+            <w:r>
+              <w:rPr>
+                <w:noProof/>
                 <w:webHidden/>
               </w:rPr>
               <w:fldChar w:fldCharType="end"/>
@@ -2168,12 +2323,14 @@
           <w:pPr>
             <w:pStyle w:val="11"/>
             <w:rPr>
-              <w:rFonts w:eastAsiaTheme="minorEastAsia"/>
+              <w:rFonts w:asciiTheme="minorHAnsi" w:eastAsiaTheme="minorEastAsia" w:hAnsiTheme="minorHAnsi" w:cstheme="minorBidi"/>
               <w:kern w:val="2"/>
+              <w:sz w:val="24"/>
+              <w:szCs w:val="24"/>
               <w14:ligatures w14:val="standardContextual"/>
             </w:rPr>
           </w:pPr>
-          <w:hyperlink w:anchor="_Toc232340168" w:history="1">
+          <w:hyperlink w:anchor="_Toc232422258" w:history="1">
             <w:r>
               <w:rPr>
                 <w:rStyle w:val="a9"/>
@@ -2197,7 +2354,7 @@
               <w:rPr>
                 <w:webHidden/>
               </w:rPr>
-              <w:instrText xml:space="preserve"> PAGEREF _Toc232340168 \h </w:instrText>
+              <w:instrText xml:space="preserve"> PAGEREF _Toc232422258 \h </w:instrText>
             </w:r>
             <w:r>
               <w:rPr>
@@ -2214,7 +2371,7 @@
               <w:rPr>
                 <w:webHidden/>
               </w:rPr>
-              <w:t>23</w:t>
+              <w:t>30</w:t>
             </w:r>
             <w:r>
               <w:rPr>
@@ -2228,12 +2385,14 @@
           <w:pPr>
             <w:pStyle w:val="11"/>
             <w:rPr>
-              <w:rFonts w:eastAsiaTheme="minorEastAsia"/>
+              <w:rFonts w:asciiTheme="minorHAnsi" w:eastAsiaTheme="minorEastAsia" w:hAnsiTheme="minorHAnsi" w:cstheme="minorBidi"/>
               <w:kern w:val="2"/>
+              <w:sz w:val="24"/>
+              <w:szCs w:val="24"/>
               <w14:ligatures w14:val="standardContextual"/>
             </w:rPr>
           </w:pPr>
-          <w:hyperlink w:anchor="_Toc232340169" w:history="1">
+          <w:hyperlink w:anchor="_Toc232422259" w:history="1">
             <w:r>
               <w:rPr>
                 <w:rStyle w:val="a9"/>
@@ -2257,7 +2416,7 @@
               <w:rPr>
                 <w:webHidden/>
               </w:rPr>
-              <w:instrText xml:space="preserve"> PAGEREF _Toc232340169 \h </w:instrText>
+              <w:instrText xml:space="preserve"> PAGEREF _Toc232422259 \h </w:instrText>
             </w:r>
             <w:r>
               <w:rPr>
@@ -2274,7 +2433,7 @@
               <w:rPr>
                 <w:webHidden/>
               </w:rPr>
-              <w:t>24</w:t>
+              <w:t>31</w:t>
             </w:r>
             <w:r>
               <w:rPr>
@@ -2288,12 +2447,14 @@
           <w:pPr>
             <w:pStyle w:val="11"/>
             <w:rPr>
-              <w:rFonts w:eastAsiaTheme="minorEastAsia"/>
+              <w:rFonts w:asciiTheme="minorHAnsi" w:eastAsiaTheme="minorEastAsia" w:hAnsiTheme="minorHAnsi" w:cstheme="minorBidi"/>
               <w:kern w:val="2"/>
+              <w:sz w:val="24"/>
+              <w:szCs w:val="24"/>
               <w14:ligatures w14:val="standardContextual"/>
             </w:rPr>
           </w:pPr>
-          <w:hyperlink w:anchor="_Toc232340170" w:history="1">
+          <w:hyperlink w:anchor="_Toc232422260" w:history="1">
             <w:r>
               <w:rPr>
                 <w:rStyle w:val="a9"/>
@@ -2317,7 +2478,7 @@
               <w:rPr>
                 <w:webHidden/>
               </w:rPr>
-              <w:instrText xml:space="preserve"> PAGEREF _Toc232340170 \h </w:instrText>
+              <w:instrText xml:space="preserve"> PAGEREF _Toc232422260 \h </w:instrText>
             </w:r>
             <w:r>
               <w:rPr>
@@ -2334,7 +2495,7 @@
               <w:rPr>
                 <w:webHidden/>
               </w:rPr>
-              <w:t>25</w:t>
+              <w:t>32</w:t>
             </w:r>
             <w:r>
               <w:rPr>
@@ -2348,12 +2509,14 @@
           <w:pPr>
             <w:pStyle w:val="11"/>
             <w:rPr>
-              <w:rFonts w:eastAsiaTheme="minorEastAsia"/>
+              <w:rFonts w:asciiTheme="minorHAnsi" w:eastAsiaTheme="minorEastAsia" w:hAnsiTheme="minorHAnsi" w:cstheme="minorBidi"/>
               <w:kern w:val="2"/>
+              <w:sz w:val="24"/>
+              <w:szCs w:val="24"/>
               <w14:ligatures w14:val="standardContextual"/>
             </w:rPr>
           </w:pPr>
-          <w:hyperlink w:anchor="_Toc232340171" w:history="1">
+          <w:hyperlink w:anchor="_Toc232422261" w:history="1">
             <w:r>
               <w:rPr>
                 <w:rStyle w:val="a9"/>
@@ -2377,7 +2540,7 @@
               <w:rPr>
                 <w:webHidden/>
               </w:rPr>
-              <w:instrText xml:space="preserve"> PAGEREF _Toc232340171 \h </w:instrText>
+              <w:instrText xml:space="preserve"> PAGEREF _Toc232422261 \h </w:instrText>
             </w:r>
             <w:r>
               <w:rPr>
@@ -2394,7 +2557,7 @@
               <w:rPr>
                 <w:webHidden/>
               </w:rPr>
-              <w:t>26</w:t>
+              <w:t>33</w:t>
             </w:r>
             <w:r>
               <w:rPr>
@@ -2408,12 +2571,14 @@
           <w:pPr>
             <w:pStyle w:val="11"/>
             <w:rPr>
-              <w:rFonts w:eastAsiaTheme="minorEastAsia"/>
+              <w:rFonts w:asciiTheme="minorHAnsi" w:eastAsiaTheme="minorEastAsia" w:hAnsiTheme="minorHAnsi" w:cstheme="minorBidi"/>
               <w:kern w:val="2"/>
+              <w:sz w:val="24"/>
+              <w:szCs w:val="24"/>
               <w14:ligatures w14:val="standardContextual"/>
             </w:rPr>
           </w:pPr>
-          <w:hyperlink w:anchor="_Toc232340172" w:history="1">
+          <w:hyperlink w:anchor="_Toc232422262" w:history="1">
             <w:r>
               <w:rPr>
                 <w:rStyle w:val="a9"/>
@@ -2436,7 +2601,7 @@
               <w:rPr>
                 <w:webHidden/>
               </w:rPr>
-              <w:instrText xml:space="preserve"> PAGEREF _Toc232340172 \h </w:instrText>
+              <w:instrText xml:space="preserve"> PAGEREF _Toc232422262 \h </w:instrText>
             </w:r>
             <w:r>
               <w:rPr>
@@ -2453,7 +2618,7 @@
               <w:rPr>
                 <w:webHidden/>
               </w:rPr>
-              <w:t>27</w:t>
+              <w:t>34</w:t>
             </w:r>
             <w:r>
               <w:rPr>
@@ -2467,15 +2632,18 @@
           <w:pPr>
             <w:pStyle w:val="11"/>
             <w:rPr>
-              <w:rFonts w:eastAsiaTheme="minorEastAsia"/>
+              <w:rFonts w:asciiTheme="minorHAnsi" w:eastAsiaTheme="minorEastAsia" w:hAnsiTheme="minorHAnsi" w:cstheme="minorBidi"/>
               <w:kern w:val="2"/>
+              <w:sz w:val="24"/>
+              <w:szCs w:val="24"/>
               <w14:ligatures w14:val="standardContextual"/>
             </w:rPr>
           </w:pPr>
-          <w:hyperlink w:anchor="_Toc232340173" w:history="1">
+          <w:hyperlink w:anchor="_Toc232422263" w:history="1">
             <w:r>
               <w:rPr>
                 <w:rStyle w:val="a9"/>
+                <w:i/>
               </w:rPr>
               <w:t>Приложение А.</w:t>
             </w:r>
@@ -2495,7 +2663,7 @@
               <w:rPr>
                 <w:webHidden/>
               </w:rPr>
-              <w:instrText xml:space="preserve"> PAGEREF _Toc232340173 \h </w:instrText>
+              <w:instrText xml:space="preserve"> PAGEREF _Toc232422263 \h </w:instrText>
             </w:r>
             <w:r>
               <w:rPr>
@@ -2512,7 +2680,7 @@
               <w:rPr>
                 <w:webHidden/>
               </w:rPr>
-              <w:t>28</w:t>
+              <w:t>35</w:t>
             </w:r>
             <w:r>
               <w:rPr>
@@ -2571,7 +2739,7 @@
         </w:rPr>
       </w:pPr>
       <w:bookmarkStart w:id="2" w:name="_Toc232191332"/>
-      <w:bookmarkStart w:id="3" w:name="_Toc232340156"/>
+      <w:bookmarkStart w:id="3" w:name="_Toc232422242"/>
       <w:r>
         <w:rPr>
           <w:rFonts w:eastAsia="Times New Roman"/>
@@ -3594,7 +3762,7 @@
         </w:rPr>
       </w:pPr>
       <w:bookmarkStart w:id="4" w:name="_Toc232191333"/>
-      <w:bookmarkStart w:id="5" w:name="_Toc232340157"/>
+      <w:bookmarkStart w:id="5" w:name="_Toc232422243"/>
       <w:r>
         <w:rPr>
           <w:rFonts w:eastAsia="Times New Roman"/>
@@ -3629,7 +3797,7 @@
         </w:rPr>
       </w:pPr>
       <w:bookmarkStart w:id="6" w:name="_Toc232191334"/>
-      <w:bookmarkStart w:id="7" w:name="_Toc232340158"/>
+      <w:bookmarkStart w:id="7" w:name="_Toc232422244"/>
       <w:r>
         <w:rPr>
           <w:rFonts w:eastAsia="Times New Roman"/>
@@ -3640,7 +3808,7 @@
       <w:r>
         <w:rPr>
           <w:rFonts w:eastAsia="Times New Roman"/>
-          <w:lang w:val="en-US" w:eastAsia="ru-RU"/>
+          <w:lang w:eastAsia="ru-RU"/>
         </w:rPr>
         <w:t>1</w:t>
       </w:r>
@@ -4633,11 +4801,11 @@
         </w:rPr>
       </w:pPr>
       <w:bookmarkStart w:id="8" w:name="_Toc232191335"/>
-      <w:bookmarkStart w:id="9" w:name="_Toc232340159"/>
+      <w:bookmarkStart w:id="9" w:name="_Toc232422245"/>
       <w:r>
         <w:rPr>
           <w:rFonts w:eastAsia="Times New Roman"/>
-          <w:lang w:val="en-US" w:eastAsia="ru-RU"/>
+          <w:lang w:eastAsia="ru-RU"/>
         </w:rPr>
         <w:t xml:space="preserve">1.2 </w:t>
       </w:r>
@@ -4769,6 +4937,7 @@
         </w:rPr>
         <w:t xml:space="preserve"> </w:t>
       </w:r>
+      <w:proofErr w:type="gramStart"/>
       <w:r>
         <w:rPr>
           <w:rFonts w:ascii="Times New Roman" w:eastAsia="Times New Roman" w:hAnsi="Times New Roman" w:cs="Times New Roman"/>
@@ -4785,7 +4954,17 @@
           <w:szCs w:val="28"/>
           <w:lang w:eastAsia="ru-RU"/>
         </w:rPr>
-        <w:t xml:space="preserve"> это специализированный веб-сервис, который позволяет клиентам регистрироваться, оставлять заявки на оказание услуг, отслеживать их статус, общаться с поддержкой в чате и получать обратную связь. Для сотрудников и администраторов система предоставляет единое окно управления всеми заявками, инструменты для назначения исполнителей, смены статусов, ведения комментариев, а также а</w:t>
+        <w:t xml:space="preserve"> это</w:t>
+      </w:r>
+      <w:proofErr w:type="gramEnd"/>
+      <w:r>
+        <w:rPr>
+          <w:rFonts w:ascii="Times New Roman" w:eastAsia="Times New Roman" w:hAnsi="Times New Roman" w:cs="Times New Roman"/>
+          <w:sz w:val="28"/>
+          <w:szCs w:val="28"/>
+          <w:lang w:eastAsia="ru-RU"/>
+        </w:rPr>
+        <w:t xml:space="preserve"> специализированный веб-сервис, который позволяет клиентам регистрироваться, оставлять заявки на оказание услуг, отслеживать их статус, общаться с поддержкой в чате и получать обратную связь. Для сотрудников и администраторов система предоставляет единое окно управления всеми заявками, инструменты для назначения исполнителей, смены статусов, ведения комментариев, а также а</w:t>
       </w:r>
       <w:r>
         <w:rPr>
@@ -4846,8 +5025,19 @@
           <w:szCs w:val="28"/>
           <w:lang w:eastAsia="ru-RU"/>
         </w:rPr>
-        <w:t xml:space="preserve"> по автоматизации бизнес процессов</w:t>
-      </w:r>
+        <w:t xml:space="preserve"> по автоматизации </w:t>
+      </w:r>
+      <w:proofErr w:type="gramStart"/>
+      <w:r>
+        <w:rPr>
+          <w:rFonts w:ascii="Times New Roman" w:eastAsia="Times New Roman" w:hAnsi="Times New Roman" w:cs="Times New Roman"/>
+          <w:sz w:val="28"/>
+          <w:szCs w:val="28"/>
+          <w:lang w:eastAsia="ru-RU"/>
+        </w:rPr>
+        <w:t>бизнес процессов</w:t>
+      </w:r>
+      <w:proofErr w:type="gramEnd"/>
       <w:r>
         <w:rPr>
           <w:rFonts w:ascii="Times New Roman" w:eastAsia="Times New Roman" w:hAnsi="Times New Roman" w:cs="Times New Roman"/>
@@ -5267,11 +5457,11 @@
         </w:rPr>
       </w:pPr>
       <w:bookmarkStart w:id="10" w:name="_Toc232191336"/>
-      <w:bookmarkStart w:id="11" w:name="_Toc232340160"/>
+      <w:bookmarkStart w:id="11" w:name="_Toc232422246"/>
       <w:r>
         <w:rPr>
           <w:rFonts w:eastAsia="Times New Roman"/>
-          <w:lang w:val="en-US" w:eastAsia="ru-RU"/>
+          <w:lang w:eastAsia="ru-RU"/>
         </w:rPr>
         <w:t xml:space="preserve">1.3 </w:t>
       </w:r>
@@ -5421,7 +5611,7 @@
         </w:rPr>
       </w:pPr>
       <w:bookmarkStart w:id="12" w:name="_Toc232191337"/>
-      <w:bookmarkStart w:id="13" w:name="_Toc232340161"/>
+      <w:bookmarkStart w:id="13" w:name="_Toc232422247"/>
       <w:r>
         <w:rPr>
           <w:rFonts w:eastAsia="Times New Roman"/>
@@ -5608,7 +5798,7 @@
         </w:rPr>
       </w:pPr>
       <w:bookmarkStart w:id="14" w:name="_Toc232191338"/>
-      <w:bookmarkStart w:id="15" w:name="_Toc232340162"/>
+      <w:bookmarkStart w:id="15" w:name="_Toc232422248"/>
       <w:r>
         <w:rPr>
           <w:rFonts w:eastAsia="Times New Roman"/>
@@ -5658,7 +5848,7 @@
           <w:lang w:eastAsia="ru-RU"/>
         </w:rPr>
       </w:pPr>
-      <w:bookmarkStart w:id="16" w:name="_Toc232340163"/>
+      <w:bookmarkStart w:id="16" w:name="_Toc232422249"/>
       <w:r>
         <w:rPr>
           <w:rFonts w:eastAsia="Times New Roman"/>
@@ -6484,16 +6674,96 @@
           <w:lang w:eastAsia="ru-RU"/>
         </w:rPr>
         <w:lastRenderedPageBreak/>
-        <w:t xml:space="preserve">Клиент: Регистрация, Вход в систему, Создать заявку, Просмотр всех заявок, Добавить комментарий к заявке, Обращение в чат поддержки, Отправить сообщение в чат, </w:t>
-      </w:r>
-      <w:r>
-        <w:rPr>
-          <w:rFonts w:ascii="Times New Roman" w:eastAsia="Times New Roman" w:hAnsi="Times New Roman" w:cs="Times New Roman"/>
-          <w:sz w:val="28"/>
-          <w:szCs w:val="28"/>
-          <w:lang w:eastAsia="ru-RU"/>
-        </w:rPr>
-        <w:t>Скачать договор по заявке (PDF)</w:t>
+        <w:t>Клиент: Регистрация, Вход в систему</w:t>
+      </w:r>
+      <w:proofErr w:type="gramStart"/>
+      <w:r>
+        <w:rPr>
+          <w:rFonts w:ascii="Times New Roman" w:eastAsia="Times New Roman" w:hAnsi="Times New Roman" w:cs="Times New Roman"/>
+          <w:sz w:val="28"/>
+          <w:szCs w:val="28"/>
+          <w:lang w:eastAsia="ru-RU"/>
+        </w:rPr>
+        <w:t>, Создать</w:t>
+      </w:r>
+      <w:proofErr w:type="gramEnd"/>
+      <w:r>
+        <w:rPr>
+          <w:rFonts w:ascii="Times New Roman" w:eastAsia="Times New Roman" w:hAnsi="Times New Roman" w:cs="Times New Roman"/>
+          <w:sz w:val="28"/>
+          <w:szCs w:val="28"/>
+          <w:lang w:eastAsia="ru-RU"/>
+        </w:rPr>
+        <w:t xml:space="preserve"> заявку, Просмотр всех заявок</w:t>
+      </w:r>
+      <w:proofErr w:type="gramStart"/>
+      <w:r>
+        <w:rPr>
+          <w:rFonts w:ascii="Times New Roman" w:eastAsia="Times New Roman" w:hAnsi="Times New Roman" w:cs="Times New Roman"/>
+          <w:sz w:val="28"/>
+          <w:szCs w:val="28"/>
+          <w:lang w:eastAsia="ru-RU"/>
+        </w:rPr>
+        <w:t>, Добавить</w:t>
+      </w:r>
+      <w:proofErr w:type="gramEnd"/>
+      <w:r>
+        <w:rPr>
+          <w:rFonts w:ascii="Times New Roman" w:eastAsia="Times New Roman" w:hAnsi="Times New Roman" w:cs="Times New Roman"/>
+          <w:sz w:val="28"/>
+          <w:szCs w:val="28"/>
+          <w:lang w:eastAsia="ru-RU"/>
+        </w:rPr>
+        <w:t xml:space="preserve"> комментарий к заявке, Обращение в чат поддержки</w:t>
+      </w:r>
+      <w:proofErr w:type="gramStart"/>
+      <w:r>
+        <w:rPr>
+          <w:rFonts w:ascii="Times New Roman" w:eastAsia="Times New Roman" w:hAnsi="Times New Roman" w:cs="Times New Roman"/>
+          <w:sz w:val="28"/>
+          <w:szCs w:val="28"/>
+          <w:lang w:eastAsia="ru-RU"/>
+        </w:rPr>
+        <w:t>, Отправить</w:t>
+      </w:r>
+      <w:proofErr w:type="gramEnd"/>
+      <w:r>
+        <w:rPr>
+          <w:rFonts w:ascii="Times New Roman" w:eastAsia="Times New Roman" w:hAnsi="Times New Roman" w:cs="Times New Roman"/>
+          <w:sz w:val="28"/>
+          <w:szCs w:val="28"/>
+          <w:lang w:eastAsia="ru-RU"/>
+        </w:rPr>
+        <w:t xml:space="preserve"> сообщение в чат</w:t>
+      </w:r>
+      <w:proofErr w:type="gramStart"/>
+      <w:r>
+        <w:rPr>
+          <w:rFonts w:ascii="Times New Roman" w:eastAsia="Times New Roman" w:hAnsi="Times New Roman" w:cs="Times New Roman"/>
+          <w:sz w:val="28"/>
+          <w:szCs w:val="28"/>
+          <w:lang w:eastAsia="ru-RU"/>
+        </w:rPr>
+        <w:t xml:space="preserve">, </w:t>
+      </w:r>
+      <w:r>
+        <w:rPr>
+          <w:rFonts w:ascii="Times New Roman" w:eastAsia="Times New Roman" w:hAnsi="Times New Roman" w:cs="Times New Roman"/>
+          <w:sz w:val="28"/>
+          <w:szCs w:val="28"/>
+          <w:lang w:eastAsia="ru-RU"/>
+        </w:rPr>
+        <w:t>Скачать</w:t>
+      </w:r>
+      <w:proofErr w:type="gramEnd"/>
+      <w:r>
+        <w:rPr>
+          <w:rFonts w:ascii="Times New Roman" w:eastAsia="Times New Roman" w:hAnsi="Times New Roman" w:cs="Times New Roman"/>
+          <w:sz w:val="28"/>
+          <w:szCs w:val="28"/>
+          <w:lang w:eastAsia="ru-RU"/>
+        </w:rPr>
+        <w:t xml:space="preserve"> договор по заявке (PDF)</w:t>
       </w:r>
     </w:p>
     <w:p>
@@ -6516,16 +6786,96 @@
           <w:szCs w:val="28"/>
           <w:lang w:eastAsia="ru-RU"/>
         </w:rPr>
-        <w:t>Сотрудник / Администратор: Вход в систему как сотрудник/администратор, Просмотр всех заявок, Фильтрация, Изменения данных заявок, Изменение статуса, Назначить время приёма, Добавить комментарий, Ответить на обращение в чате поддержки, Просмотр всех чатов, Управление данными пользователей, Импорт/экспорт данных в Excel, Генерация отчётов / аналитика, Скачат</w:t>
-      </w:r>
-      <w:r>
-        <w:rPr>
-          <w:rFonts w:ascii="Times New Roman" w:eastAsia="Times New Roman" w:hAnsi="Times New Roman" w:cs="Times New Roman"/>
-          <w:sz w:val="28"/>
-          <w:szCs w:val="28"/>
-          <w:lang w:eastAsia="ru-RU"/>
-        </w:rPr>
-        <w:t>ь договор по любой заявке (PDF)</w:t>
+        <w:t>Сотрудник / Администратор: Вход в систему как сотрудник/администратор, Просмотр всех заявок, Фильтрация, Изменения данных заявок, Изменение статуса</w:t>
+      </w:r>
+      <w:proofErr w:type="gramStart"/>
+      <w:r>
+        <w:rPr>
+          <w:rFonts w:ascii="Times New Roman" w:eastAsia="Times New Roman" w:hAnsi="Times New Roman" w:cs="Times New Roman"/>
+          <w:sz w:val="28"/>
+          <w:szCs w:val="28"/>
+          <w:lang w:eastAsia="ru-RU"/>
+        </w:rPr>
+        <w:t>, Назначить</w:t>
+      </w:r>
+      <w:proofErr w:type="gramEnd"/>
+      <w:r>
+        <w:rPr>
+          <w:rFonts w:ascii="Times New Roman" w:eastAsia="Times New Roman" w:hAnsi="Times New Roman" w:cs="Times New Roman"/>
+          <w:sz w:val="28"/>
+          <w:szCs w:val="28"/>
+          <w:lang w:eastAsia="ru-RU"/>
+        </w:rPr>
+        <w:t xml:space="preserve"> время приёма</w:t>
+      </w:r>
+      <w:proofErr w:type="gramStart"/>
+      <w:r>
+        <w:rPr>
+          <w:rFonts w:ascii="Times New Roman" w:eastAsia="Times New Roman" w:hAnsi="Times New Roman" w:cs="Times New Roman"/>
+          <w:sz w:val="28"/>
+          <w:szCs w:val="28"/>
+          <w:lang w:eastAsia="ru-RU"/>
+        </w:rPr>
+        <w:t>, Добавить</w:t>
+      </w:r>
+      <w:proofErr w:type="gramEnd"/>
+      <w:r>
+        <w:rPr>
+          <w:rFonts w:ascii="Times New Roman" w:eastAsia="Times New Roman" w:hAnsi="Times New Roman" w:cs="Times New Roman"/>
+          <w:sz w:val="28"/>
+          <w:szCs w:val="28"/>
+          <w:lang w:eastAsia="ru-RU"/>
+        </w:rPr>
+        <w:t xml:space="preserve"> комментарий</w:t>
+      </w:r>
+      <w:proofErr w:type="gramStart"/>
+      <w:r>
+        <w:rPr>
+          <w:rFonts w:ascii="Times New Roman" w:eastAsia="Times New Roman" w:hAnsi="Times New Roman" w:cs="Times New Roman"/>
+          <w:sz w:val="28"/>
+          <w:szCs w:val="28"/>
+          <w:lang w:eastAsia="ru-RU"/>
+        </w:rPr>
+        <w:t>, Ответить</w:t>
+      </w:r>
+      <w:proofErr w:type="gramEnd"/>
+      <w:r>
+        <w:rPr>
+          <w:rFonts w:ascii="Times New Roman" w:eastAsia="Times New Roman" w:hAnsi="Times New Roman" w:cs="Times New Roman"/>
+          <w:sz w:val="28"/>
+          <w:szCs w:val="28"/>
+          <w:lang w:eastAsia="ru-RU"/>
+        </w:rPr>
+        <w:t xml:space="preserve"> на обращение в чате поддержки, Просмотр всех чатов, Управление данными пользователей, Импорт/экспорт данных в Excel, Генерация отчётов / аналитика</w:t>
+      </w:r>
+      <w:proofErr w:type="gramStart"/>
+      <w:r>
+        <w:rPr>
+          <w:rFonts w:ascii="Times New Roman" w:eastAsia="Times New Roman" w:hAnsi="Times New Roman" w:cs="Times New Roman"/>
+          <w:sz w:val="28"/>
+          <w:szCs w:val="28"/>
+          <w:lang w:eastAsia="ru-RU"/>
+        </w:rPr>
+        <w:t>, Скачат</w:t>
+      </w:r>
+      <w:r>
+        <w:rPr>
+          <w:rFonts w:ascii="Times New Roman" w:eastAsia="Times New Roman" w:hAnsi="Times New Roman" w:cs="Times New Roman"/>
+          <w:sz w:val="28"/>
+          <w:szCs w:val="28"/>
+          <w:lang w:eastAsia="ru-RU"/>
+        </w:rPr>
+        <w:t>ь</w:t>
+      </w:r>
+      <w:proofErr w:type="gramEnd"/>
+      <w:r>
+        <w:rPr>
+          <w:rFonts w:ascii="Times New Roman" w:eastAsia="Times New Roman" w:hAnsi="Times New Roman" w:cs="Times New Roman"/>
+          <w:sz w:val="28"/>
+          <w:szCs w:val="28"/>
+          <w:lang w:eastAsia="ru-RU"/>
+        </w:rPr>
+        <w:t xml:space="preserve"> договор по любой заявке (PDF)</w:t>
       </w:r>
     </w:p>
     <w:p>
@@ -6973,7 +7323,7 @@
           <w:lang w:eastAsia="ru-RU"/>
         </w:rPr>
       </w:pPr>
-      <w:bookmarkStart w:id="17" w:name="_Toc232340164"/>
+      <w:bookmarkStart w:id="17" w:name="_Toc232422250"/>
       <w:r>
         <w:rPr>
           <w:rFonts w:eastAsia="Times New Roman" w:cs="Times New Roman"/>
@@ -7674,7 +8024,7 @@
           <w:lang w:eastAsia="ru-RU"/>
         </w:rPr>
       </w:pPr>
-      <w:bookmarkStart w:id="18" w:name="_Toc232340165"/>
+      <w:bookmarkStart w:id="18" w:name="_Toc232422251"/>
       <w:r>
         <w:rPr>
           <w:rFonts w:eastAsia="Times New Roman" w:cs="Times New Roman"/>
@@ -8355,20 +8705,13 @@
         </w:rPr>
       </w:pPr>
       <w:bookmarkStart w:id="19" w:name="_Toc232264403"/>
-      <w:bookmarkStart w:id="20" w:name="_Toc232340166"/>
+      <w:bookmarkStart w:id="20" w:name="_Toc232422252"/>
       <w:r>
         <w:rPr>
           <w:rFonts w:eastAsia="Times New Roman"/>
           <w:lang w:eastAsia="ru-RU"/>
         </w:rPr>
-        <w:t xml:space="preserve">3.4 </w:t>
-      </w:r>
-      <w:r>
-        <w:rPr>
-          <w:rFonts w:eastAsia="Times New Roman"/>
-          <w:lang w:eastAsia="ru-RU"/>
-        </w:rPr>
-        <w:t>Диаграмма классов</w:t>
+        <w:t>3.4 Диаграмма классов</w:t>
       </w:r>
       <w:bookmarkEnd w:id="19"/>
       <w:bookmarkEnd w:id="20"/>
@@ -8414,7 +8757,7 @@
           <w:rFonts w:ascii="Times New Roman" w:eastAsia="Times New Roman" w:hAnsi="Times New Roman" w:cs="Times New Roman"/>
           <w:sz w:val="28"/>
           <w:szCs w:val="28"/>
-          <w:lang w:val="en-US" w:eastAsia="ru-RU"/>
+          <w:lang w:eastAsia="ru-RU"/>
         </w:rPr>
       </w:pPr>
       <w:bookmarkStart w:id="21" w:name="_Toc232264404"/>
@@ -8449,7 +8792,27 @@
           <w:szCs w:val="28"/>
           <w:lang w:eastAsia="ru-RU"/>
         </w:rPr>
-        <w:t>Пользователь - это основа системы, содержащая общую информацию для всех зарегистрированных лиц. Класс «Пользователь» содержит следующие атрибуты:</w:t>
+        <w:t xml:space="preserve">Пользователь </w:t>
+      </w:r>
+      <w:proofErr w:type="gramStart"/>
+      <w:r>
+        <w:rPr>
+          <w:rFonts w:ascii="Times New Roman" w:eastAsia="Times New Roman" w:hAnsi="Times New Roman" w:cs="Times New Roman"/>
+          <w:sz w:val="28"/>
+          <w:szCs w:val="28"/>
+          <w:lang w:eastAsia="ru-RU"/>
+        </w:rPr>
+        <w:t>- это</w:t>
+      </w:r>
+      <w:proofErr w:type="gramEnd"/>
+      <w:r>
+        <w:rPr>
+          <w:rFonts w:ascii="Times New Roman" w:eastAsia="Times New Roman" w:hAnsi="Times New Roman" w:cs="Times New Roman"/>
+          <w:sz w:val="28"/>
+          <w:szCs w:val="28"/>
+          <w:lang w:eastAsia="ru-RU"/>
+        </w:rPr>
+        <w:t xml:space="preserve"> основа системы, содержащая общую информацию для всех зарегистрированных лиц. Класс «Пользователь» содержит следующие атрибуты:</w:t>
       </w:r>
     </w:p>
     <w:p>
@@ -8709,14 +9072,25 @@
           <w:lang w:eastAsia="ru-RU"/>
         </w:rPr>
       </w:pPr>
-      <w:r>
-        <w:rPr>
-          <w:rFonts w:ascii="Times New Roman" w:eastAsia="Times New Roman" w:hAnsi="Times New Roman" w:cs="Times New Roman"/>
-          <w:sz w:val="28"/>
-          <w:szCs w:val="28"/>
-          <w:lang w:eastAsia="ru-RU"/>
-        </w:rPr>
-        <w:t>Авторизоваться() – вход в систему</w:t>
+      <w:proofErr w:type="gramStart"/>
+      <w:r>
+        <w:rPr>
+          <w:rFonts w:ascii="Times New Roman" w:eastAsia="Times New Roman" w:hAnsi="Times New Roman" w:cs="Times New Roman"/>
+          <w:sz w:val="28"/>
+          <w:szCs w:val="28"/>
+          <w:lang w:eastAsia="ru-RU"/>
+        </w:rPr>
+        <w:t>Авторизоваться(</w:t>
+      </w:r>
+      <w:proofErr w:type="gramEnd"/>
+      <w:r>
+        <w:rPr>
+          <w:rFonts w:ascii="Times New Roman" w:eastAsia="Times New Roman" w:hAnsi="Times New Roman" w:cs="Times New Roman"/>
+          <w:sz w:val="28"/>
+          <w:szCs w:val="28"/>
+          <w:lang w:eastAsia="ru-RU"/>
+        </w:rPr>
+        <w:t>) – вход в систему</w:t>
       </w:r>
     </w:p>
     <w:p>
@@ -8736,14 +9110,25 @@
           <w:lang w:eastAsia="ru-RU"/>
         </w:rPr>
       </w:pPr>
-      <w:r>
-        <w:rPr>
-          <w:rFonts w:ascii="Times New Roman" w:eastAsia="Times New Roman" w:hAnsi="Times New Roman" w:cs="Times New Roman"/>
-          <w:sz w:val="28"/>
-          <w:szCs w:val="28"/>
-          <w:lang w:eastAsia="ru-RU"/>
-        </w:rPr>
-        <w:t>Зарегистрироваться() – создание новой учётной записи</w:t>
+      <w:proofErr w:type="gramStart"/>
+      <w:r>
+        <w:rPr>
+          <w:rFonts w:ascii="Times New Roman" w:eastAsia="Times New Roman" w:hAnsi="Times New Roman" w:cs="Times New Roman"/>
+          <w:sz w:val="28"/>
+          <w:szCs w:val="28"/>
+          <w:lang w:eastAsia="ru-RU"/>
+        </w:rPr>
+        <w:t>Зарегистрироваться(</w:t>
+      </w:r>
+      <w:proofErr w:type="gramEnd"/>
+      <w:r>
+        <w:rPr>
+          <w:rFonts w:ascii="Times New Roman" w:eastAsia="Times New Roman" w:hAnsi="Times New Roman" w:cs="Times New Roman"/>
+          <w:sz w:val="28"/>
+          <w:szCs w:val="28"/>
+          <w:lang w:eastAsia="ru-RU"/>
+        </w:rPr>
+        <w:t>) – создание новой учётной записи</w:t>
       </w:r>
     </w:p>
     <w:p>
@@ -8770,7 +9155,27 @@
           <w:szCs w:val="28"/>
           <w:lang w:eastAsia="ru-RU"/>
         </w:rPr>
-        <w:t>Создать заявку() – оформление новой заявки на услугу</w:t>
+        <w:t xml:space="preserve">Создать </w:t>
+      </w:r>
+      <w:proofErr w:type="gramStart"/>
+      <w:r>
+        <w:rPr>
+          <w:rFonts w:ascii="Times New Roman" w:eastAsia="Times New Roman" w:hAnsi="Times New Roman" w:cs="Times New Roman"/>
+          <w:sz w:val="28"/>
+          <w:szCs w:val="28"/>
+          <w:lang w:eastAsia="ru-RU"/>
+        </w:rPr>
+        <w:t>заявку(</w:t>
+      </w:r>
+      <w:proofErr w:type="gramEnd"/>
+      <w:r>
+        <w:rPr>
+          <w:rFonts w:ascii="Times New Roman" w:eastAsia="Times New Roman" w:hAnsi="Times New Roman" w:cs="Times New Roman"/>
+          <w:sz w:val="28"/>
+          <w:szCs w:val="28"/>
+          <w:lang w:eastAsia="ru-RU"/>
+        </w:rPr>
+        <w:t>) – оформление новой заявки на услугу</w:t>
       </w:r>
     </w:p>
     <w:p>
@@ -8817,7 +9222,27 @@
           <w:szCs w:val="28"/>
           <w:lang w:eastAsia="ru-RU"/>
         </w:rPr>
-        <w:t>Клиент - это пользователь, который авторизовался в системе и может управлять своими заявками. Класс «Клиент» наследуется от класса «Пользователь» и содержит дополнительный атрибут:</w:t>
+        <w:t xml:space="preserve">Клиент </w:t>
+      </w:r>
+      <w:proofErr w:type="gramStart"/>
+      <w:r>
+        <w:rPr>
+          <w:rFonts w:ascii="Times New Roman" w:eastAsia="Times New Roman" w:hAnsi="Times New Roman" w:cs="Times New Roman"/>
+          <w:sz w:val="28"/>
+          <w:szCs w:val="28"/>
+          <w:lang w:eastAsia="ru-RU"/>
+        </w:rPr>
+        <w:t>- это</w:t>
+      </w:r>
+      <w:proofErr w:type="gramEnd"/>
+      <w:r>
+        <w:rPr>
+          <w:rFonts w:ascii="Times New Roman" w:eastAsia="Times New Roman" w:hAnsi="Times New Roman" w:cs="Times New Roman"/>
+          <w:sz w:val="28"/>
+          <w:szCs w:val="28"/>
+          <w:lang w:eastAsia="ru-RU"/>
+        </w:rPr>
+        <w:t xml:space="preserve"> пользователь, который авторизовался в системе и может управлять своими заявками. Класс «Клиент» наследуется от класса «Пользователь» и содержит дополнительный атрибут:</w:t>
       </w:r>
       <w:r>
         <w:rPr>
@@ -8894,7 +9319,27 @@
           <w:szCs w:val="28"/>
           <w:lang w:eastAsia="ru-RU"/>
         </w:rPr>
-        <w:t>Просмотреть мои заявки() – просмотр списка своих заявок</w:t>
+        <w:t xml:space="preserve">Просмотреть мои </w:t>
+      </w:r>
+      <w:proofErr w:type="gramStart"/>
+      <w:r>
+        <w:rPr>
+          <w:rFonts w:ascii="Times New Roman" w:eastAsia="Times New Roman" w:hAnsi="Times New Roman" w:cs="Times New Roman"/>
+          <w:sz w:val="28"/>
+          <w:szCs w:val="28"/>
+          <w:lang w:eastAsia="ru-RU"/>
+        </w:rPr>
+        <w:t>заявки(</w:t>
+      </w:r>
+      <w:proofErr w:type="gramEnd"/>
+      <w:r>
+        <w:rPr>
+          <w:rFonts w:ascii="Times New Roman" w:eastAsia="Times New Roman" w:hAnsi="Times New Roman" w:cs="Times New Roman"/>
+          <w:sz w:val="28"/>
+          <w:szCs w:val="28"/>
+          <w:lang w:eastAsia="ru-RU"/>
+        </w:rPr>
+        <w:t>) – просмотр списка своих заявок</w:t>
       </w:r>
     </w:p>
     <w:p>
@@ -8921,7 +9366,27 @@
           <w:szCs w:val="28"/>
           <w:lang w:eastAsia="ru-RU"/>
         </w:rPr>
-        <w:t>Добавить комментарий() – оставление комментария к своей заявке</w:t>
+        <w:t xml:space="preserve">Добавить </w:t>
+      </w:r>
+      <w:proofErr w:type="gramStart"/>
+      <w:r>
+        <w:rPr>
+          <w:rFonts w:ascii="Times New Roman" w:eastAsia="Times New Roman" w:hAnsi="Times New Roman" w:cs="Times New Roman"/>
+          <w:sz w:val="28"/>
+          <w:szCs w:val="28"/>
+          <w:lang w:eastAsia="ru-RU"/>
+        </w:rPr>
+        <w:t>комментарий(</w:t>
+      </w:r>
+      <w:proofErr w:type="gramEnd"/>
+      <w:r>
+        <w:rPr>
+          <w:rFonts w:ascii="Times New Roman" w:eastAsia="Times New Roman" w:hAnsi="Times New Roman" w:cs="Times New Roman"/>
+          <w:sz w:val="28"/>
+          <w:szCs w:val="28"/>
+          <w:lang w:eastAsia="ru-RU"/>
+        </w:rPr>
+        <w:t>) – оставление комментария к своей заявке</w:t>
       </w:r>
     </w:p>
     <w:p>
@@ -8948,7 +9413,27 @@
           <w:szCs w:val="28"/>
           <w:lang w:eastAsia="ru-RU"/>
         </w:rPr>
-        <w:t>Отправить сообщение в чат() – обращение в чат поддержки</w:t>
+        <w:t xml:space="preserve">Отправить сообщение в </w:t>
+      </w:r>
+      <w:proofErr w:type="gramStart"/>
+      <w:r>
+        <w:rPr>
+          <w:rFonts w:ascii="Times New Roman" w:eastAsia="Times New Roman" w:hAnsi="Times New Roman" w:cs="Times New Roman"/>
+          <w:sz w:val="28"/>
+          <w:szCs w:val="28"/>
+          <w:lang w:eastAsia="ru-RU"/>
+        </w:rPr>
+        <w:t>чат(</w:t>
+      </w:r>
+      <w:proofErr w:type="gramEnd"/>
+      <w:r>
+        <w:rPr>
+          <w:rFonts w:ascii="Times New Roman" w:eastAsia="Times New Roman" w:hAnsi="Times New Roman" w:cs="Times New Roman"/>
+          <w:sz w:val="28"/>
+          <w:szCs w:val="28"/>
+          <w:lang w:eastAsia="ru-RU"/>
+        </w:rPr>
+        <w:t>) – обращение в чат поддержки</w:t>
       </w:r>
     </w:p>
     <w:p>
@@ -8975,7 +9460,27 @@
           <w:szCs w:val="28"/>
           <w:lang w:eastAsia="ru-RU"/>
         </w:rPr>
-        <w:t>Скачать свой договор() – скачивание PDF-договора по своей заявке</w:t>
+        <w:t xml:space="preserve">Скачать свой </w:t>
+      </w:r>
+      <w:proofErr w:type="gramStart"/>
+      <w:r>
+        <w:rPr>
+          <w:rFonts w:ascii="Times New Roman" w:eastAsia="Times New Roman" w:hAnsi="Times New Roman" w:cs="Times New Roman"/>
+          <w:sz w:val="28"/>
+          <w:szCs w:val="28"/>
+          <w:lang w:eastAsia="ru-RU"/>
+        </w:rPr>
+        <w:t>договор(</w:t>
+      </w:r>
+      <w:proofErr w:type="gramEnd"/>
+      <w:r>
+        <w:rPr>
+          <w:rFonts w:ascii="Times New Roman" w:eastAsia="Times New Roman" w:hAnsi="Times New Roman" w:cs="Times New Roman"/>
+          <w:sz w:val="28"/>
+          <w:szCs w:val="28"/>
+          <w:lang w:eastAsia="ru-RU"/>
+        </w:rPr>
+        <w:t>) – скачивание PDF-договора по своей заявке</w:t>
       </w:r>
     </w:p>
     <w:p>
@@ -9022,7 +9527,27 @@
           <w:szCs w:val="28"/>
           <w:lang w:eastAsia="ru-RU"/>
         </w:rPr>
-        <w:t>Администратор - это пользователь с расширенными правами, который управляет всеми заявками и пользователями системы. Класс «Администратор» наследуется от класса «Пользователь» и содержит следующие методы:</w:t>
+        <w:t xml:space="preserve">Администратор </w:t>
+      </w:r>
+      <w:proofErr w:type="gramStart"/>
+      <w:r>
+        <w:rPr>
+          <w:rFonts w:ascii="Times New Roman" w:eastAsia="Times New Roman" w:hAnsi="Times New Roman" w:cs="Times New Roman"/>
+          <w:sz w:val="28"/>
+          <w:szCs w:val="28"/>
+          <w:lang w:eastAsia="ru-RU"/>
+        </w:rPr>
+        <w:t>- это</w:t>
+      </w:r>
+      <w:proofErr w:type="gramEnd"/>
+      <w:r>
+        <w:rPr>
+          <w:rFonts w:ascii="Times New Roman" w:eastAsia="Times New Roman" w:hAnsi="Times New Roman" w:cs="Times New Roman"/>
+          <w:sz w:val="28"/>
+          <w:szCs w:val="28"/>
+          <w:lang w:eastAsia="ru-RU"/>
+        </w:rPr>
+        <w:t xml:space="preserve"> пользователь с расширенными правами, который управляет всеми заявками и пользователями системы. Класс «Администратор» наследуется от класса «Пользователь» и содержит следующие методы:</w:t>
       </w:r>
     </w:p>
     <w:p>
@@ -9049,7 +9574,27 @@
           <w:szCs w:val="28"/>
           <w:lang w:eastAsia="ru-RU"/>
         </w:rPr>
-        <w:t>просмотреть все заявки() – просмотр заявок всех клиентов</w:t>
+        <w:t xml:space="preserve">просмотреть все </w:t>
+      </w:r>
+      <w:proofErr w:type="gramStart"/>
+      <w:r>
+        <w:rPr>
+          <w:rFonts w:ascii="Times New Roman" w:eastAsia="Times New Roman" w:hAnsi="Times New Roman" w:cs="Times New Roman"/>
+          <w:sz w:val="28"/>
+          <w:szCs w:val="28"/>
+          <w:lang w:eastAsia="ru-RU"/>
+        </w:rPr>
+        <w:t>заявки(</w:t>
+      </w:r>
+      <w:proofErr w:type="gramEnd"/>
+      <w:r>
+        <w:rPr>
+          <w:rFonts w:ascii="Times New Roman" w:eastAsia="Times New Roman" w:hAnsi="Times New Roman" w:cs="Times New Roman"/>
+          <w:sz w:val="28"/>
+          <w:szCs w:val="28"/>
+          <w:lang w:eastAsia="ru-RU"/>
+        </w:rPr>
+        <w:t>) – просмотр заявок всех клиентов</w:t>
       </w:r>
     </w:p>
     <w:p>
@@ -9076,7 +9621,27 @@
           <w:szCs w:val="28"/>
           <w:lang w:eastAsia="ru-RU"/>
         </w:rPr>
-        <w:t>фильтровать заявки() – фильтрация по статусу, приоритету, дате, исполнителю</w:t>
+        <w:t xml:space="preserve">фильтровать </w:t>
+      </w:r>
+      <w:proofErr w:type="gramStart"/>
+      <w:r>
+        <w:rPr>
+          <w:rFonts w:ascii="Times New Roman" w:eastAsia="Times New Roman" w:hAnsi="Times New Roman" w:cs="Times New Roman"/>
+          <w:sz w:val="28"/>
+          <w:szCs w:val="28"/>
+          <w:lang w:eastAsia="ru-RU"/>
+        </w:rPr>
+        <w:t>заявки(</w:t>
+      </w:r>
+      <w:proofErr w:type="gramEnd"/>
+      <w:r>
+        <w:rPr>
+          <w:rFonts w:ascii="Times New Roman" w:eastAsia="Times New Roman" w:hAnsi="Times New Roman" w:cs="Times New Roman"/>
+          <w:sz w:val="28"/>
+          <w:szCs w:val="28"/>
+          <w:lang w:eastAsia="ru-RU"/>
+        </w:rPr>
+        <w:t>) – фильтрация по статусу, приоритету, дате, исполнителю</w:t>
       </w:r>
     </w:p>
     <w:p>
@@ -9103,7 +9668,27 @@
           <w:szCs w:val="28"/>
           <w:lang w:eastAsia="ru-RU"/>
         </w:rPr>
-        <w:t>изменить статус заявки() – изменение состояния заявки (новая, на рассмотрении, закрыта)</w:t>
+        <w:t xml:space="preserve">изменить статус </w:t>
+      </w:r>
+      <w:proofErr w:type="gramStart"/>
+      <w:r>
+        <w:rPr>
+          <w:rFonts w:ascii="Times New Roman" w:eastAsia="Times New Roman" w:hAnsi="Times New Roman" w:cs="Times New Roman"/>
+          <w:sz w:val="28"/>
+          <w:szCs w:val="28"/>
+          <w:lang w:eastAsia="ru-RU"/>
+        </w:rPr>
+        <w:t>заявки(</w:t>
+      </w:r>
+      <w:proofErr w:type="gramEnd"/>
+      <w:r>
+        <w:rPr>
+          <w:rFonts w:ascii="Times New Roman" w:eastAsia="Times New Roman" w:hAnsi="Times New Roman" w:cs="Times New Roman"/>
+          <w:sz w:val="28"/>
+          <w:szCs w:val="28"/>
+          <w:lang w:eastAsia="ru-RU"/>
+        </w:rPr>
+        <w:t>) – изменение состояния заявки (новая, на рассмотрении, закрыта)</w:t>
       </w:r>
     </w:p>
     <w:p>
@@ -9130,7 +9715,27 @@
           <w:szCs w:val="28"/>
           <w:lang w:eastAsia="ru-RU"/>
         </w:rPr>
-        <w:t>назначить исполнителя() – назначение ответственного сотрудника на заявку</w:t>
+        <w:t xml:space="preserve">назначить </w:t>
+      </w:r>
+      <w:proofErr w:type="gramStart"/>
+      <w:r>
+        <w:rPr>
+          <w:rFonts w:ascii="Times New Roman" w:eastAsia="Times New Roman" w:hAnsi="Times New Roman" w:cs="Times New Roman"/>
+          <w:sz w:val="28"/>
+          <w:szCs w:val="28"/>
+          <w:lang w:eastAsia="ru-RU"/>
+        </w:rPr>
+        <w:t>исполнителя(</w:t>
+      </w:r>
+      <w:proofErr w:type="gramEnd"/>
+      <w:r>
+        <w:rPr>
+          <w:rFonts w:ascii="Times New Roman" w:eastAsia="Times New Roman" w:hAnsi="Times New Roman" w:cs="Times New Roman"/>
+          <w:sz w:val="28"/>
+          <w:szCs w:val="28"/>
+          <w:lang w:eastAsia="ru-RU"/>
+        </w:rPr>
+        <w:t>) – назначение ответственного сотрудника на заявку</w:t>
       </w:r>
     </w:p>
     <w:p>
@@ -9158,7 +9763,27 @@
           <w:lang w:eastAsia="ru-RU"/>
         </w:rPr>
         <w:lastRenderedPageBreak/>
-        <w:t>назначить время приёма() – назначение клиенту времени приёма в офисе</w:t>
+        <w:t xml:space="preserve">назначить время </w:t>
+      </w:r>
+      <w:proofErr w:type="gramStart"/>
+      <w:r>
+        <w:rPr>
+          <w:rFonts w:ascii="Times New Roman" w:eastAsia="Times New Roman" w:hAnsi="Times New Roman" w:cs="Times New Roman"/>
+          <w:sz w:val="28"/>
+          <w:szCs w:val="28"/>
+          <w:lang w:eastAsia="ru-RU"/>
+        </w:rPr>
+        <w:t>приёма(</w:t>
+      </w:r>
+      <w:proofErr w:type="gramEnd"/>
+      <w:r>
+        <w:rPr>
+          <w:rFonts w:ascii="Times New Roman" w:eastAsia="Times New Roman" w:hAnsi="Times New Roman" w:cs="Times New Roman"/>
+          <w:sz w:val="28"/>
+          <w:szCs w:val="28"/>
+          <w:lang w:eastAsia="ru-RU"/>
+        </w:rPr>
+        <w:t>) – назначение клиенту времени приёма в офисе</w:t>
       </w:r>
     </w:p>
     <w:p>
@@ -9185,7 +9810,27 @@
           <w:szCs w:val="28"/>
           <w:lang w:eastAsia="ru-RU"/>
         </w:rPr>
-        <w:t>добавить комментарий() – оставление комментария к любой заявке</w:t>
+        <w:t xml:space="preserve">добавить </w:t>
+      </w:r>
+      <w:proofErr w:type="gramStart"/>
+      <w:r>
+        <w:rPr>
+          <w:rFonts w:ascii="Times New Roman" w:eastAsia="Times New Roman" w:hAnsi="Times New Roman" w:cs="Times New Roman"/>
+          <w:sz w:val="28"/>
+          <w:szCs w:val="28"/>
+          <w:lang w:eastAsia="ru-RU"/>
+        </w:rPr>
+        <w:t>комментарий(</w:t>
+      </w:r>
+      <w:proofErr w:type="gramEnd"/>
+      <w:r>
+        <w:rPr>
+          <w:rFonts w:ascii="Times New Roman" w:eastAsia="Times New Roman" w:hAnsi="Times New Roman" w:cs="Times New Roman"/>
+          <w:sz w:val="28"/>
+          <w:szCs w:val="28"/>
+          <w:lang w:eastAsia="ru-RU"/>
+        </w:rPr>
+        <w:t>) – оставление комментария к любой заявке</w:t>
       </w:r>
     </w:p>
     <w:p>
@@ -9212,7 +9857,27 @@
           <w:szCs w:val="28"/>
           <w:lang w:eastAsia="ru-RU"/>
         </w:rPr>
-        <w:t>ответить в чате() – ответ клиенту в чате поддержки</w:t>
+        <w:t xml:space="preserve">ответить в </w:t>
+      </w:r>
+      <w:proofErr w:type="gramStart"/>
+      <w:r>
+        <w:rPr>
+          <w:rFonts w:ascii="Times New Roman" w:eastAsia="Times New Roman" w:hAnsi="Times New Roman" w:cs="Times New Roman"/>
+          <w:sz w:val="28"/>
+          <w:szCs w:val="28"/>
+          <w:lang w:eastAsia="ru-RU"/>
+        </w:rPr>
+        <w:t>чате(</w:t>
+      </w:r>
+      <w:proofErr w:type="gramEnd"/>
+      <w:r>
+        <w:rPr>
+          <w:rFonts w:ascii="Times New Roman" w:eastAsia="Times New Roman" w:hAnsi="Times New Roman" w:cs="Times New Roman"/>
+          <w:sz w:val="28"/>
+          <w:szCs w:val="28"/>
+          <w:lang w:eastAsia="ru-RU"/>
+        </w:rPr>
+        <w:t>) – ответ клиенту в чате поддержки</w:t>
       </w:r>
     </w:p>
     <w:p>
@@ -9239,7 +9904,27 @@
           <w:szCs w:val="28"/>
           <w:lang w:eastAsia="ru-RU"/>
         </w:rPr>
-        <w:t>просмотреть все чаты() – просмотр всех активных чатов с клиентами</w:t>
+        <w:t xml:space="preserve">просмотреть все </w:t>
+      </w:r>
+      <w:proofErr w:type="gramStart"/>
+      <w:r>
+        <w:rPr>
+          <w:rFonts w:ascii="Times New Roman" w:eastAsia="Times New Roman" w:hAnsi="Times New Roman" w:cs="Times New Roman"/>
+          <w:sz w:val="28"/>
+          <w:szCs w:val="28"/>
+          <w:lang w:eastAsia="ru-RU"/>
+        </w:rPr>
+        <w:t>чаты(</w:t>
+      </w:r>
+      <w:proofErr w:type="gramEnd"/>
+      <w:r>
+        <w:rPr>
+          <w:rFonts w:ascii="Times New Roman" w:eastAsia="Times New Roman" w:hAnsi="Times New Roman" w:cs="Times New Roman"/>
+          <w:sz w:val="28"/>
+          <w:szCs w:val="28"/>
+          <w:lang w:eastAsia="ru-RU"/>
+        </w:rPr>
+        <w:t>) – просмотр всех активных чатов с клиентами</w:t>
       </w:r>
     </w:p>
     <w:p>
@@ -9266,7 +9951,27 @@
           <w:szCs w:val="28"/>
           <w:lang w:eastAsia="ru-RU"/>
         </w:rPr>
-        <w:t>выгрузить в Excel() – экспорт данных заявок в Excel</w:t>
+        <w:t xml:space="preserve">выгрузить в </w:t>
+      </w:r>
+      <w:proofErr w:type="gramStart"/>
+      <w:r>
+        <w:rPr>
+          <w:rFonts w:ascii="Times New Roman" w:eastAsia="Times New Roman" w:hAnsi="Times New Roman" w:cs="Times New Roman"/>
+          <w:sz w:val="28"/>
+          <w:szCs w:val="28"/>
+          <w:lang w:eastAsia="ru-RU"/>
+        </w:rPr>
+        <w:t>Excel(</w:t>
+      </w:r>
+      <w:proofErr w:type="gramEnd"/>
+      <w:r>
+        <w:rPr>
+          <w:rFonts w:ascii="Times New Roman" w:eastAsia="Times New Roman" w:hAnsi="Times New Roman" w:cs="Times New Roman"/>
+          <w:sz w:val="28"/>
+          <w:szCs w:val="28"/>
+          <w:lang w:eastAsia="ru-RU"/>
+        </w:rPr>
+        <w:t>) – экспорт данных заявок в Excel</w:t>
       </w:r>
     </w:p>
     <w:p>
@@ -9293,7 +9998,27 @@
           <w:szCs w:val="28"/>
           <w:lang w:eastAsia="ru-RU"/>
         </w:rPr>
-        <w:t>импортировать из Excel() – импорт данных из Excel</w:t>
+        <w:t xml:space="preserve">импортировать из </w:t>
+      </w:r>
+      <w:proofErr w:type="gramStart"/>
+      <w:r>
+        <w:rPr>
+          <w:rFonts w:ascii="Times New Roman" w:eastAsia="Times New Roman" w:hAnsi="Times New Roman" w:cs="Times New Roman"/>
+          <w:sz w:val="28"/>
+          <w:szCs w:val="28"/>
+          <w:lang w:eastAsia="ru-RU"/>
+        </w:rPr>
+        <w:t>Excel(</w:t>
+      </w:r>
+      <w:proofErr w:type="gramEnd"/>
+      <w:r>
+        <w:rPr>
+          <w:rFonts w:ascii="Times New Roman" w:eastAsia="Times New Roman" w:hAnsi="Times New Roman" w:cs="Times New Roman"/>
+          <w:sz w:val="28"/>
+          <w:szCs w:val="28"/>
+          <w:lang w:eastAsia="ru-RU"/>
+        </w:rPr>
+        <w:t>) – импорт данных из Excel</w:t>
       </w:r>
     </w:p>
     <w:p>
@@ -9320,7 +10045,27 @@
           <w:szCs w:val="28"/>
           <w:lang w:eastAsia="ru-RU"/>
         </w:rPr>
-        <w:t>скачать договор по любой заявке() – скачивание PDF-договора для любой заявки</w:t>
+        <w:t xml:space="preserve">скачать договор по любой </w:t>
+      </w:r>
+      <w:proofErr w:type="gramStart"/>
+      <w:r>
+        <w:rPr>
+          <w:rFonts w:ascii="Times New Roman" w:eastAsia="Times New Roman" w:hAnsi="Times New Roman" w:cs="Times New Roman"/>
+          <w:sz w:val="28"/>
+          <w:szCs w:val="28"/>
+          <w:lang w:eastAsia="ru-RU"/>
+        </w:rPr>
+        <w:t>заявке(</w:t>
+      </w:r>
+      <w:proofErr w:type="gramEnd"/>
+      <w:r>
+        <w:rPr>
+          <w:rFonts w:ascii="Times New Roman" w:eastAsia="Times New Roman" w:hAnsi="Times New Roman" w:cs="Times New Roman"/>
+          <w:sz w:val="28"/>
+          <w:szCs w:val="28"/>
+          <w:lang w:eastAsia="ru-RU"/>
+        </w:rPr>
+        <w:t>) – скачивание PDF-договора для любой заявки</w:t>
       </w:r>
     </w:p>
     <w:p>
@@ -9347,7 +10092,27 @@
           <w:szCs w:val="28"/>
           <w:lang w:eastAsia="ru-RU"/>
         </w:rPr>
-        <w:t>управлять пользователями() – блокировка, смена ролей пользователей</w:t>
+        <w:t xml:space="preserve">управлять </w:t>
+      </w:r>
+      <w:proofErr w:type="gramStart"/>
+      <w:r>
+        <w:rPr>
+          <w:rFonts w:ascii="Times New Roman" w:eastAsia="Times New Roman" w:hAnsi="Times New Roman" w:cs="Times New Roman"/>
+          <w:sz w:val="28"/>
+          <w:szCs w:val="28"/>
+          <w:lang w:eastAsia="ru-RU"/>
+        </w:rPr>
+        <w:t>пользователями(</w:t>
+      </w:r>
+      <w:proofErr w:type="gramEnd"/>
+      <w:r>
+        <w:rPr>
+          <w:rFonts w:ascii="Times New Roman" w:eastAsia="Times New Roman" w:hAnsi="Times New Roman" w:cs="Times New Roman"/>
+          <w:sz w:val="28"/>
+          <w:szCs w:val="28"/>
+          <w:lang w:eastAsia="ru-RU"/>
+        </w:rPr>
+        <w:t>) – блокировка, смена ролей пользователей</w:t>
       </w:r>
     </w:p>
     <w:p>
@@ -9374,7 +10139,27 @@
           <w:szCs w:val="28"/>
           <w:lang w:eastAsia="ru-RU"/>
         </w:rPr>
-        <w:t>сгенерировать отчёт() – формирование отчётов и аналитики</w:t>
+        <w:t xml:space="preserve">сгенерировать </w:t>
+      </w:r>
+      <w:proofErr w:type="gramStart"/>
+      <w:r>
+        <w:rPr>
+          <w:rFonts w:ascii="Times New Roman" w:eastAsia="Times New Roman" w:hAnsi="Times New Roman" w:cs="Times New Roman"/>
+          <w:sz w:val="28"/>
+          <w:szCs w:val="28"/>
+          <w:lang w:eastAsia="ru-RU"/>
+        </w:rPr>
+        <w:t>отчёт(</w:t>
+      </w:r>
+      <w:proofErr w:type="gramEnd"/>
+      <w:r>
+        <w:rPr>
+          <w:rFonts w:ascii="Times New Roman" w:eastAsia="Times New Roman" w:hAnsi="Times New Roman" w:cs="Times New Roman"/>
+          <w:sz w:val="28"/>
+          <w:szCs w:val="28"/>
+          <w:lang w:eastAsia="ru-RU"/>
+        </w:rPr>
+        <w:t>) – формирование отчётов и аналитики</w:t>
       </w:r>
     </w:p>
     <w:p>
@@ -9421,7 +10206,27 @@
           <w:szCs w:val="28"/>
           <w:lang w:eastAsia="ru-RU"/>
         </w:rPr>
-        <w:t>Заявка - это основная сущность системы, которую создаёт клиент и обрабатывает администратор. Класс «Заявка» содержит следующие атрибуты:</w:t>
+        <w:t xml:space="preserve">Заявка </w:t>
+      </w:r>
+      <w:proofErr w:type="gramStart"/>
+      <w:r>
+        <w:rPr>
+          <w:rFonts w:ascii="Times New Roman" w:eastAsia="Times New Roman" w:hAnsi="Times New Roman" w:cs="Times New Roman"/>
+          <w:sz w:val="28"/>
+          <w:szCs w:val="28"/>
+          <w:lang w:eastAsia="ru-RU"/>
+        </w:rPr>
+        <w:t>- это</w:t>
+      </w:r>
+      <w:proofErr w:type="gramEnd"/>
+      <w:r>
+        <w:rPr>
+          <w:rFonts w:ascii="Times New Roman" w:eastAsia="Times New Roman" w:hAnsi="Times New Roman" w:cs="Times New Roman"/>
+          <w:sz w:val="28"/>
+          <w:szCs w:val="28"/>
+          <w:lang w:eastAsia="ru-RU"/>
+        </w:rPr>
+        <w:t xml:space="preserve"> основная сущность системы, которую создаёт клиент и обрабатывает администратор. Класс «Заявка» содержит следующие атрибуты:</w:t>
       </w:r>
     </w:p>
     <w:p>
@@ -9635,14 +10440,25 @@
           <w:lang w:eastAsia="ru-RU"/>
         </w:rPr>
       </w:pPr>
-      <w:r>
-        <w:rPr>
-          <w:rFonts w:ascii="Times New Roman" w:eastAsia="Times New Roman" w:hAnsi="Times New Roman" w:cs="Times New Roman"/>
-          <w:sz w:val="28"/>
-          <w:szCs w:val="28"/>
-          <w:lang w:eastAsia="ru-RU"/>
-        </w:rPr>
-        <w:t>Создать() – создание новой заявки</w:t>
+      <w:proofErr w:type="gramStart"/>
+      <w:r>
+        <w:rPr>
+          <w:rFonts w:ascii="Times New Roman" w:eastAsia="Times New Roman" w:hAnsi="Times New Roman" w:cs="Times New Roman"/>
+          <w:sz w:val="28"/>
+          <w:szCs w:val="28"/>
+          <w:lang w:eastAsia="ru-RU"/>
+        </w:rPr>
+        <w:t>Создать(</w:t>
+      </w:r>
+      <w:proofErr w:type="gramEnd"/>
+      <w:r>
+        <w:rPr>
+          <w:rFonts w:ascii="Times New Roman" w:eastAsia="Times New Roman" w:hAnsi="Times New Roman" w:cs="Times New Roman"/>
+          <w:sz w:val="28"/>
+          <w:szCs w:val="28"/>
+          <w:lang w:eastAsia="ru-RU"/>
+        </w:rPr>
+        <w:t>) – создание новой заявки</w:t>
       </w:r>
     </w:p>
     <w:p>
@@ -9662,14 +10478,25 @@
           <w:lang w:eastAsia="ru-RU"/>
         </w:rPr>
       </w:pPr>
-      <w:r>
-        <w:rPr>
-          <w:rFonts w:ascii="Times New Roman" w:eastAsia="Times New Roman" w:hAnsi="Times New Roman" w:cs="Times New Roman"/>
-          <w:sz w:val="28"/>
-          <w:szCs w:val="28"/>
-          <w:lang w:eastAsia="ru-RU"/>
-        </w:rPr>
-        <w:t>Обновить() – изменение данных заявки</w:t>
+      <w:proofErr w:type="gramStart"/>
+      <w:r>
+        <w:rPr>
+          <w:rFonts w:ascii="Times New Roman" w:eastAsia="Times New Roman" w:hAnsi="Times New Roman" w:cs="Times New Roman"/>
+          <w:sz w:val="28"/>
+          <w:szCs w:val="28"/>
+          <w:lang w:eastAsia="ru-RU"/>
+        </w:rPr>
+        <w:t>Обновить(</w:t>
+      </w:r>
+      <w:proofErr w:type="gramEnd"/>
+      <w:r>
+        <w:rPr>
+          <w:rFonts w:ascii="Times New Roman" w:eastAsia="Times New Roman" w:hAnsi="Times New Roman" w:cs="Times New Roman"/>
+          <w:sz w:val="28"/>
+          <w:szCs w:val="28"/>
+          <w:lang w:eastAsia="ru-RU"/>
+        </w:rPr>
+        <w:t>) – изменение данных заявки</w:t>
       </w:r>
     </w:p>
     <w:p>
@@ -9696,7 +10523,27 @@
           <w:szCs w:val="28"/>
           <w:lang w:eastAsia="ru-RU"/>
         </w:rPr>
-        <w:t>Удалить заявку() – удаление заявки из системы</w:t>
+        <w:t xml:space="preserve">Удалить </w:t>
+      </w:r>
+      <w:proofErr w:type="gramStart"/>
+      <w:r>
+        <w:rPr>
+          <w:rFonts w:ascii="Times New Roman" w:eastAsia="Times New Roman" w:hAnsi="Times New Roman" w:cs="Times New Roman"/>
+          <w:sz w:val="28"/>
+          <w:szCs w:val="28"/>
+          <w:lang w:eastAsia="ru-RU"/>
+        </w:rPr>
+        <w:t>заявку(</w:t>
+      </w:r>
+      <w:proofErr w:type="gramEnd"/>
+      <w:r>
+        <w:rPr>
+          <w:rFonts w:ascii="Times New Roman" w:eastAsia="Times New Roman" w:hAnsi="Times New Roman" w:cs="Times New Roman"/>
+          <w:sz w:val="28"/>
+          <w:szCs w:val="28"/>
+          <w:lang w:eastAsia="ru-RU"/>
+        </w:rPr>
+        <w:t>) – удаление заявки из системы</w:t>
       </w:r>
     </w:p>
     <w:p>
@@ -9723,7 +10570,27 @@
           <w:szCs w:val="28"/>
           <w:lang w:eastAsia="ru-RU"/>
         </w:rPr>
-        <w:t>Назначить время() – назначение времени приёма</w:t>
+        <w:t xml:space="preserve">Назначить </w:t>
+      </w:r>
+      <w:proofErr w:type="gramStart"/>
+      <w:r>
+        <w:rPr>
+          <w:rFonts w:ascii="Times New Roman" w:eastAsia="Times New Roman" w:hAnsi="Times New Roman" w:cs="Times New Roman"/>
+          <w:sz w:val="28"/>
+          <w:szCs w:val="28"/>
+          <w:lang w:eastAsia="ru-RU"/>
+        </w:rPr>
+        <w:t>время(</w:t>
+      </w:r>
+      <w:proofErr w:type="gramEnd"/>
+      <w:r>
+        <w:rPr>
+          <w:rFonts w:ascii="Times New Roman" w:eastAsia="Times New Roman" w:hAnsi="Times New Roman" w:cs="Times New Roman"/>
+          <w:sz w:val="28"/>
+          <w:szCs w:val="28"/>
+          <w:lang w:eastAsia="ru-RU"/>
+        </w:rPr>
+        <w:t>) – назначение времени приёма</w:t>
       </w:r>
     </w:p>
     <w:p>
@@ -9751,7 +10618,27 @@
           <w:lang w:eastAsia="ru-RU"/>
         </w:rPr>
         <w:lastRenderedPageBreak/>
-        <w:t>Создать документ PDF() – генерация PDF-договора по заявке</w:t>
+        <w:t xml:space="preserve">Создать документ </w:t>
+      </w:r>
+      <w:proofErr w:type="gramStart"/>
+      <w:r>
+        <w:rPr>
+          <w:rFonts w:ascii="Times New Roman" w:eastAsia="Times New Roman" w:hAnsi="Times New Roman" w:cs="Times New Roman"/>
+          <w:sz w:val="28"/>
+          <w:szCs w:val="28"/>
+          <w:lang w:eastAsia="ru-RU"/>
+        </w:rPr>
+        <w:t>PDF(</w:t>
+      </w:r>
+      <w:proofErr w:type="gramEnd"/>
+      <w:r>
+        <w:rPr>
+          <w:rFonts w:ascii="Times New Roman" w:eastAsia="Times New Roman" w:hAnsi="Times New Roman" w:cs="Times New Roman"/>
+          <w:sz w:val="28"/>
+          <w:szCs w:val="28"/>
+          <w:lang w:eastAsia="ru-RU"/>
+        </w:rPr>
+        <w:t>) – генерация PDF-договора по заявке</w:t>
       </w:r>
     </w:p>
     <w:p>
@@ -9778,7 +10665,27 @@
           <w:szCs w:val="28"/>
           <w:lang w:eastAsia="ru-RU"/>
         </w:rPr>
-        <w:t>Прикрепить файл() – добавление файлов к заявке</w:t>
+        <w:t xml:space="preserve">Прикрепить </w:t>
+      </w:r>
+      <w:proofErr w:type="gramStart"/>
+      <w:r>
+        <w:rPr>
+          <w:rFonts w:ascii="Times New Roman" w:eastAsia="Times New Roman" w:hAnsi="Times New Roman" w:cs="Times New Roman"/>
+          <w:sz w:val="28"/>
+          <w:szCs w:val="28"/>
+          <w:lang w:eastAsia="ru-RU"/>
+        </w:rPr>
+        <w:t>файл(</w:t>
+      </w:r>
+      <w:proofErr w:type="gramEnd"/>
+      <w:r>
+        <w:rPr>
+          <w:rFonts w:ascii="Times New Roman" w:eastAsia="Times New Roman" w:hAnsi="Times New Roman" w:cs="Times New Roman"/>
+          <w:sz w:val="28"/>
+          <w:szCs w:val="28"/>
+          <w:lang w:eastAsia="ru-RU"/>
+        </w:rPr>
+        <w:t>) – добавление файлов к заявке</w:t>
       </w:r>
     </w:p>
     <w:p>
@@ -9805,7 +10712,27 @@
           <w:szCs w:val="28"/>
           <w:lang w:eastAsia="ru-RU"/>
         </w:rPr>
-        <w:t>Отправить уведомление об изменении заявки() – оповещение клиента об изменениях</w:t>
+        <w:t xml:space="preserve">Отправить уведомление об изменении </w:t>
+      </w:r>
+      <w:proofErr w:type="gramStart"/>
+      <w:r>
+        <w:rPr>
+          <w:rFonts w:ascii="Times New Roman" w:eastAsia="Times New Roman" w:hAnsi="Times New Roman" w:cs="Times New Roman"/>
+          <w:sz w:val="28"/>
+          <w:szCs w:val="28"/>
+          <w:lang w:eastAsia="ru-RU"/>
+        </w:rPr>
+        <w:t>заявки(</w:t>
+      </w:r>
+      <w:proofErr w:type="gramEnd"/>
+      <w:r>
+        <w:rPr>
+          <w:rFonts w:ascii="Times New Roman" w:eastAsia="Times New Roman" w:hAnsi="Times New Roman" w:cs="Times New Roman"/>
+          <w:sz w:val="28"/>
+          <w:szCs w:val="28"/>
+          <w:lang w:eastAsia="ru-RU"/>
+        </w:rPr>
+        <w:t>) – оповещение клиента об изменениях</w:t>
       </w:r>
     </w:p>
     <w:p>
@@ -9832,7 +10759,27 @@
           <w:szCs w:val="28"/>
           <w:lang w:eastAsia="ru-RU"/>
         </w:rPr>
-        <w:t>Отправить уведомление о появлении новой заявки() – оповещение администратора о новой заявке</w:t>
+        <w:t xml:space="preserve">Отправить уведомление о появлении новой </w:t>
+      </w:r>
+      <w:proofErr w:type="gramStart"/>
+      <w:r>
+        <w:rPr>
+          <w:rFonts w:ascii="Times New Roman" w:eastAsia="Times New Roman" w:hAnsi="Times New Roman" w:cs="Times New Roman"/>
+          <w:sz w:val="28"/>
+          <w:szCs w:val="28"/>
+          <w:lang w:eastAsia="ru-RU"/>
+        </w:rPr>
+        <w:t>заявки(</w:t>
+      </w:r>
+      <w:proofErr w:type="gramEnd"/>
+      <w:r>
+        <w:rPr>
+          <w:rFonts w:ascii="Times New Roman" w:eastAsia="Times New Roman" w:hAnsi="Times New Roman" w:cs="Times New Roman"/>
+          <w:sz w:val="28"/>
+          <w:szCs w:val="28"/>
+          <w:lang w:eastAsia="ru-RU"/>
+        </w:rPr>
+        <w:t>) – оповещение администратора о новой заявке</w:t>
       </w:r>
     </w:p>
     <w:p>
@@ -9879,7 +10826,27 @@
           <w:szCs w:val="28"/>
           <w:lang w:eastAsia="ru-RU"/>
         </w:rPr>
-        <w:t>Чат - это сущность, отвечающая за коммуникацию между клиентом и администратором вне заявки. Класс «Чат</w:t>
+        <w:t xml:space="preserve">Чат </w:t>
+      </w:r>
+      <w:proofErr w:type="gramStart"/>
+      <w:r>
+        <w:rPr>
+          <w:rFonts w:ascii="Times New Roman" w:eastAsia="Times New Roman" w:hAnsi="Times New Roman" w:cs="Times New Roman"/>
+          <w:sz w:val="28"/>
+          <w:szCs w:val="28"/>
+          <w:lang w:eastAsia="ru-RU"/>
+        </w:rPr>
+        <w:t>- это</w:t>
+      </w:r>
+      <w:proofErr w:type="gramEnd"/>
+      <w:r>
+        <w:rPr>
+          <w:rFonts w:ascii="Times New Roman" w:eastAsia="Times New Roman" w:hAnsi="Times New Roman" w:cs="Times New Roman"/>
+          <w:sz w:val="28"/>
+          <w:szCs w:val="28"/>
+          <w:lang w:eastAsia="ru-RU"/>
+        </w:rPr>
+        <w:t xml:space="preserve"> сущность, отвечающая за коммуникацию между клиентом и администратором вне заявки. Класс «Чат</w:t>
       </w:r>
       <w:r>
         <w:rPr>
@@ -10012,14 +10979,25 @@
           <w:lang w:eastAsia="ru-RU"/>
         </w:rPr>
       </w:pPr>
-      <w:r>
-        <w:rPr>
-          <w:rFonts w:ascii="Times New Roman" w:eastAsia="Times New Roman" w:hAnsi="Times New Roman" w:cs="Times New Roman"/>
-          <w:sz w:val="28"/>
-          <w:szCs w:val="28"/>
-          <w:lang w:eastAsia="ru-RU"/>
-        </w:rPr>
-        <w:t>Начать() – открытие новой чат-сессии</w:t>
+      <w:proofErr w:type="gramStart"/>
+      <w:r>
+        <w:rPr>
+          <w:rFonts w:ascii="Times New Roman" w:eastAsia="Times New Roman" w:hAnsi="Times New Roman" w:cs="Times New Roman"/>
+          <w:sz w:val="28"/>
+          <w:szCs w:val="28"/>
+          <w:lang w:eastAsia="ru-RU"/>
+        </w:rPr>
+        <w:t>Начать(</w:t>
+      </w:r>
+      <w:proofErr w:type="gramEnd"/>
+      <w:r>
+        <w:rPr>
+          <w:rFonts w:ascii="Times New Roman" w:eastAsia="Times New Roman" w:hAnsi="Times New Roman" w:cs="Times New Roman"/>
+          <w:sz w:val="28"/>
+          <w:szCs w:val="28"/>
+          <w:lang w:eastAsia="ru-RU"/>
+        </w:rPr>
+        <w:t>) – открытие новой чат-сессии</w:t>
       </w:r>
     </w:p>
     <w:p>
@@ -10039,14 +11017,25 @@
           <w:lang w:eastAsia="ru-RU"/>
         </w:rPr>
       </w:pPr>
-      <w:r>
-        <w:rPr>
-          <w:rFonts w:ascii="Times New Roman" w:eastAsia="Times New Roman" w:hAnsi="Times New Roman" w:cs="Times New Roman"/>
-          <w:sz w:val="28"/>
-          <w:szCs w:val="28"/>
-          <w:lang w:eastAsia="ru-RU"/>
-        </w:rPr>
-        <w:t>Закрыть() – завершение чат-сессии</w:t>
+      <w:proofErr w:type="gramStart"/>
+      <w:r>
+        <w:rPr>
+          <w:rFonts w:ascii="Times New Roman" w:eastAsia="Times New Roman" w:hAnsi="Times New Roman" w:cs="Times New Roman"/>
+          <w:sz w:val="28"/>
+          <w:szCs w:val="28"/>
+          <w:lang w:eastAsia="ru-RU"/>
+        </w:rPr>
+        <w:t>Закрыть(</w:t>
+      </w:r>
+      <w:proofErr w:type="gramEnd"/>
+      <w:r>
+        <w:rPr>
+          <w:rFonts w:ascii="Times New Roman" w:eastAsia="Times New Roman" w:hAnsi="Times New Roman" w:cs="Times New Roman"/>
+          <w:sz w:val="28"/>
+          <w:szCs w:val="28"/>
+          <w:lang w:eastAsia="ru-RU"/>
+        </w:rPr>
+        <w:t>) – завершение чат-сессии</w:t>
       </w:r>
     </w:p>
     <w:p>
@@ -10093,7 +11082,27 @@
           <w:szCs w:val="28"/>
           <w:lang w:eastAsia="ru-RU"/>
         </w:rPr>
-        <w:t>Сообщение чата - это сущность, содержащая текст переписки внутри чат-сессии. Класс «Сообщения чат</w:t>
+        <w:t xml:space="preserve">Сообщение чата </w:t>
+      </w:r>
+      <w:proofErr w:type="gramStart"/>
+      <w:r>
+        <w:rPr>
+          <w:rFonts w:ascii="Times New Roman" w:eastAsia="Times New Roman" w:hAnsi="Times New Roman" w:cs="Times New Roman"/>
+          <w:sz w:val="28"/>
+          <w:szCs w:val="28"/>
+          <w:lang w:eastAsia="ru-RU"/>
+        </w:rPr>
+        <w:t>- это</w:t>
+      </w:r>
+      <w:proofErr w:type="gramEnd"/>
+      <w:r>
+        <w:rPr>
+          <w:rFonts w:ascii="Times New Roman" w:eastAsia="Times New Roman" w:hAnsi="Times New Roman" w:cs="Times New Roman"/>
+          <w:sz w:val="28"/>
+          <w:szCs w:val="28"/>
+          <w:lang w:eastAsia="ru-RU"/>
+        </w:rPr>
+        <w:t xml:space="preserve"> сущность, содержащая текст переписки внутри чат-сессии. Класс «Сообщения чат</w:t>
       </w:r>
       <w:r>
         <w:rPr>
@@ -10226,14 +11235,25 @@
           <w:lang w:eastAsia="ru-RU"/>
         </w:rPr>
       </w:pPr>
-      <w:r>
-        <w:rPr>
-          <w:rFonts w:ascii="Times New Roman" w:eastAsia="Times New Roman" w:hAnsi="Times New Roman" w:cs="Times New Roman"/>
-          <w:sz w:val="28"/>
-          <w:szCs w:val="28"/>
-          <w:lang w:eastAsia="ru-RU"/>
-        </w:rPr>
-        <w:t>Отправить() – отправка сообщени</w:t>
+      <w:proofErr w:type="gramStart"/>
+      <w:r>
+        <w:rPr>
+          <w:rFonts w:ascii="Times New Roman" w:eastAsia="Times New Roman" w:hAnsi="Times New Roman" w:cs="Times New Roman"/>
+          <w:sz w:val="28"/>
+          <w:szCs w:val="28"/>
+          <w:lang w:eastAsia="ru-RU"/>
+        </w:rPr>
+        <w:t>Отправить(</w:t>
+      </w:r>
+      <w:proofErr w:type="gramEnd"/>
+      <w:r>
+        <w:rPr>
+          <w:rFonts w:ascii="Times New Roman" w:eastAsia="Times New Roman" w:hAnsi="Times New Roman" w:cs="Times New Roman"/>
+          <w:sz w:val="28"/>
+          <w:szCs w:val="28"/>
+          <w:lang w:eastAsia="ru-RU"/>
+        </w:rPr>
+        <w:t>) – отправка сообщени</w:t>
       </w:r>
       <w:r>
         <w:rPr>
@@ -10262,14 +11282,25 @@
           <w:lang w:eastAsia="ru-RU"/>
         </w:rPr>
       </w:pPr>
-      <w:r>
-        <w:rPr>
-          <w:rFonts w:ascii="Times New Roman" w:eastAsia="Times New Roman" w:hAnsi="Times New Roman" w:cs="Times New Roman"/>
-          <w:sz w:val="28"/>
-          <w:szCs w:val="28"/>
-          <w:lang w:eastAsia="ru-RU"/>
-        </w:rPr>
-        <w:t>Удалить() – удаление сообщения</w:t>
+      <w:proofErr w:type="gramStart"/>
+      <w:r>
+        <w:rPr>
+          <w:rFonts w:ascii="Times New Roman" w:eastAsia="Times New Roman" w:hAnsi="Times New Roman" w:cs="Times New Roman"/>
+          <w:sz w:val="28"/>
+          <w:szCs w:val="28"/>
+          <w:lang w:eastAsia="ru-RU"/>
+        </w:rPr>
+        <w:t>Удалить(</w:t>
+      </w:r>
+      <w:proofErr w:type="gramEnd"/>
+      <w:r>
+        <w:rPr>
+          <w:rFonts w:ascii="Times New Roman" w:eastAsia="Times New Roman" w:hAnsi="Times New Roman" w:cs="Times New Roman"/>
+          <w:sz w:val="28"/>
+          <w:szCs w:val="28"/>
+          <w:lang w:eastAsia="ru-RU"/>
+        </w:rPr>
+        <w:t>) – удаление сообщения</w:t>
       </w:r>
     </w:p>
     <w:p>
@@ -10509,7 +11540,27 @@
           <w:szCs w:val="28"/>
           <w:lang w:eastAsia="ru-RU"/>
         </w:rPr>
-        <w:t>«Заявка» может иметь несколько статусов (перечисление): Новая, На рассмотрении, Закрыта</w:t>
+        <w:t>«Заявка» может иметь несколько статусов (перечисление): Новая</w:t>
+      </w:r>
+      <w:proofErr w:type="gramStart"/>
+      <w:r>
+        <w:rPr>
+          <w:rFonts w:ascii="Times New Roman" w:eastAsia="Times New Roman" w:hAnsi="Times New Roman" w:cs="Times New Roman"/>
+          <w:sz w:val="28"/>
+          <w:szCs w:val="28"/>
+          <w:lang w:eastAsia="ru-RU"/>
+        </w:rPr>
+        <w:t>, На</w:t>
+      </w:r>
+      <w:proofErr w:type="gramEnd"/>
+      <w:r>
+        <w:rPr>
+          <w:rFonts w:ascii="Times New Roman" w:eastAsia="Times New Roman" w:hAnsi="Times New Roman" w:cs="Times New Roman"/>
+          <w:sz w:val="28"/>
+          <w:szCs w:val="28"/>
+          <w:lang w:eastAsia="ru-RU"/>
+        </w:rPr>
+        <w:t xml:space="preserve"> рассмотрении, Закрыта</w:t>
       </w:r>
       <w:r>
         <w:rPr>
@@ -10601,7 +11652,7 @@
           <w:rFonts w:ascii="Times New Roman" w:eastAsia="Times New Roman" w:hAnsi="Times New Roman" w:cs="Times New Roman"/>
           <w:sz w:val="28"/>
           <w:szCs w:val="28"/>
-          <w:lang w:val="en-US" w:eastAsia="ru-RU"/>
+          <w:lang w:eastAsia="ru-RU"/>
         </w:rPr>
       </w:pPr>
       <w:r>
@@ -10618,7 +11669,7 @@
           <w:rFonts w:ascii="Times New Roman" w:eastAsia="Times New Roman" w:hAnsi="Times New Roman" w:cs="Times New Roman"/>
           <w:sz w:val="28"/>
           <w:szCs w:val="28"/>
-          <w:lang w:val="en-US" w:eastAsia="ru-RU"/>
+          <w:lang w:eastAsia="ru-RU"/>
         </w:rPr>
         <w:t>.</w:t>
       </w:r>
@@ -10679,6 +11730,7 @@
           <w:lang w:eastAsia="ru-RU"/>
         </w:rPr>
       </w:pPr>
+      <w:bookmarkStart w:id="28" w:name="_Toc232422253"/>
       <w:r>
         <w:rPr>
           <w:rFonts w:eastAsia="Times New Roman"/>
@@ -10701,6 +11753,7 @@
         </w:rPr>
         <w:t>ПрОЕКТИРОВАНИЕ МОДУЛЯ «БАЗА ДАННЫХ»</w:t>
       </w:r>
+      <w:bookmarkEnd w:id="28"/>
     </w:p>
     <w:p>
       <w:pPr>
@@ -10732,6 +11785,7 @@
           <w:szCs w:val="28"/>
         </w:rPr>
       </w:pPr>
+      <w:bookmarkStart w:id="29" w:name="_Toc232422254"/>
       <w:r>
         <w:rPr>
           <w:rFonts w:cs="Times New Roman"/>
@@ -10744,7 +11798,6 @@
         <w:rPr>
           <w:rFonts w:cs="Times New Roman"/>
           <w:szCs w:val="28"/>
-          <w:lang w:val="en-US"/>
         </w:rPr>
         <w:t>1</w:t>
       </w:r>
@@ -10763,6 +11816,7 @@
         </w:rPr>
         <w:t xml:space="preserve"> Диаграмма деятельности</w:t>
       </w:r>
+      <w:bookmarkEnd w:id="29"/>
     </w:p>
     <w:p>
       <w:pPr>
@@ -10969,28 +12023,16 @@
           <w:szCs w:val="28"/>
         </w:rPr>
       </w:pPr>
+      <w:bookmarkStart w:id="30" w:name="_Toc232422255"/>
       <w:r>
         <w:rPr>
           <w:rFonts w:cs="Times New Roman"/>
           <w:szCs w:val="28"/>
         </w:rPr>
         <w:lastRenderedPageBreak/>
-        <w:t>4.</w:t>
-      </w:r>
-      <w:r>
-        <w:rPr>
-          <w:rFonts w:cs="Times New Roman"/>
-          <w:szCs w:val="28"/>
-        </w:rPr>
-        <w:t>2</w:t>
-      </w:r>
-      <w:r>
-        <w:rPr>
-          <w:rFonts w:cs="Times New Roman"/>
-          <w:szCs w:val="28"/>
-        </w:rPr>
-        <w:t>. Диаграмма коммуникации</w:t>
-      </w:r>
+        <w:t>4.2. Диаграмма коммуникации</w:t>
+      </w:r>
+      <w:bookmarkEnd w:id="30"/>
     </w:p>
     <w:p>
       <w:pPr>
@@ -11306,6 +12348,7 @@
           <w:szCs w:val="28"/>
         </w:rPr>
       </w:pPr>
+      <w:bookmarkStart w:id="31" w:name="_Toc232422256"/>
       <w:r>
         <w:rPr>
           <w:rFonts w:cs="Times New Roman"/>
@@ -11330,6 +12373,7 @@
         </w:rPr>
         <w:t>. Диаграмма последовательности</w:t>
       </w:r>
+      <w:bookmarkEnd w:id="31"/>
     </w:p>
     <w:p>
       <w:pPr>
@@ -11756,6 +12800,7 @@
           <w:szCs w:val="28"/>
         </w:rPr>
       </w:pPr>
+      <w:bookmarkStart w:id="32" w:name="_Toc232422257"/>
       <w:r>
         <w:rPr>
           <w:rFonts w:cs="Times New Roman"/>
@@ -11770,7 +12815,7 @@
           <w:bCs/>
           <w:szCs w:val="28"/>
         </w:rPr>
-        <w:t>.</w:t>
+        <w:t>.4. Диаграмма</w:t>
       </w:r>
       <w:r>
         <w:rPr>
@@ -11778,24 +12823,9 @@
           <w:bCs/>
           <w:szCs w:val="28"/>
         </w:rPr>
-        <w:t>4</w:t>
-      </w:r>
-      <w:r>
-        <w:rPr>
-          <w:rFonts w:cs="Times New Roman"/>
-          <w:bCs/>
-          <w:szCs w:val="28"/>
-        </w:rPr>
-        <w:t>. Диаграмма</w:t>
-      </w:r>
-      <w:r>
-        <w:rPr>
-          <w:rFonts w:cs="Times New Roman"/>
-          <w:bCs/>
-          <w:szCs w:val="28"/>
-        </w:rPr>
         <w:t xml:space="preserve"> состояний</w:t>
       </w:r>
+      <w:bookmarkEnd w:id="32"/>
     </w:p>
     <w:p>
       <w:pPr>
@@ -12293,15 +13323,35 @@
           <w:sz w:val="28"/>
           <w:szCs w:val="28"/>
         </w:rPr>
-        <w:t>Обязательные поля:</w:t>
-      </w:r>
+        <w:t>Обязательные поля</w:t>
+      </w:r>
+      <w:proofErr w:type="gramStart"/>
       <w:r>
         <w:rPr>
           <w:rFonts w:ascii="Times New Roman" w:hAnsi="Times New Roman" w:cs="Times New Roman"/>
-          <w:sz w:val="28"/>
-          <w:szCs w:val="28"/>
-        </w:rPr>
-        <w:t xml:space="preserve"> При создании заявки в базе данных обязательно должны быть заполнены поля: тема, описание проблемы, контактный телефон или </w:t>
+          <w:b/>
+          <w:bCs/>
+          <w:sz w:val="28"/>
+          <w:szCs w:val="28"/>
+        </w:rPr>
+        <w:t>:</w:t>
+      </w:r>
+      <w:r>
+        <w:rPr>
+          <w:rFonts w:ascii="Times New Roman" w:hAnsi="Times New Roman" w:cs="Times New Roman"/>
+          <w:sz w:val="28"/>
+          <w:szCs w:val="28"/>
+        </w:rPr>
+        <w:t xml:space="preserve"> При</w:t>
+      </w:r>
+      <w:proofErr w:type="gramEnd"/>
+      <w:r>
+        <w:rPr>
+          <w:rFonts w:ascii="Times New Roman" w:hAnsi="Times New Roman" w:cs="Times New Roman"/>
+          <w:sz w:val="28"/>
+          <w:szCs w:val="28"/>
+        </w:rPr>
+        <w:t xml:space="preserve"> создании заявки в базе данных обязательно должны быть заполнены поля: тема, описание проблемы, контактный телефон или </w:t>
       </w:r>
       <w:proofErr w:type="spellStart"/>
       <w:r>
@@ -12492,8 +13542,8 @@
           <w:lang w:eastAsia="ru-RU"/>
         </w:rPr>
       </w:pPr>
-      <w:bookmarkStart w:id="28" w:name="_Toc232191340"/>
-      <w:bookmarkStart w:id="29" w:name="_Toc232340168"/>
+      <w:bookmarkStart w:id="33" w:name="_Toc232191340"/>
+      <w:bookmarkStart w:id="34" w:name="_Toc232422258"/>
       <w:r>
         <w:rPr>
           <w:rFonts w:eastAsia="Times New Roman"/>
@@ -12503,8 +13553,8 @@
         <w:lastRenderedPageBreak/>
         <w:t>Часть разработки</w:t>
       </w:r>
-      <w:bookmarkEnd w:id="28"/>
-      <w:bookmarkEnd w:id="29"/>
+      <w:bookmarkEnd w:id="33"/>
+      <w:bookmarkEnd w:id="34"/>
     </w:p>
     <w:p>
       <w:pPr>
@@ -12604,8 +13654,8 @@
           <w:lang w:eastAsia="ru-RU"/>
         </w:rPr>
       </w:pPr>
-      <w:bookmarkStart w:id="30" w:name="_Toc232191341"/>
-      <w:bookmarkStart w:id="31" w:name="_Toc232340169"/>
+      <w:bookmarkStart w:id="35" w:name="_Toc232191341"/>
+      <w:bookmarkStart w:id="36" w:name="_Toc232422259"/>
       <w:r>
         <w:rPr>
           <w:rFonts w:eastAsia="Times New Roman"/>
@@ -12615,8 +13665,8 @@
         <w:lastRenderedPageBreak/>
         <w:t>Часть тестирования</w:t>
       </w:r>
-      <w:bookmarkEnd w:id="30"/>
-      <w:bookmarkEnd w:id="31"/>
+      <w:bookmarkEnd w:id="35"/>
+      <w:bookmarkEnd w:id="36"/>
     </w:p>
     <w:p>
       <w:pPr>
@@ -12702,8 +13752,8 @@
           <w:lang w:eastAsia="ru-RU"/>
         </w:rPr>
       </w:pPr>
-      <w:bookmarkStart w:id="32" w:name="_Toc232191342"/>
-      <w:bookmarkStart w:id="33" w:name="_Toc232340170"/>
+      <w:bookmarkStart w:id="37" w:name="_Toc232191342"/>
+      <w:bookmarkStart w:id="38" w:name="_Toc232422260"/>
       <w:r>
         <w:rPr>
           <w:rFonts w:eastAsia="Times New Roman"/>
@@ -12713,8 +13763,8 @@
         <w:lastRenderedPageBreak/>
         <w:t>Организация реализации проекта</w:t>
       </w:r>
-      <w:bookmarkEnd w:id="32"/>
-      <w:bookmarkEnd w:id="33"/>
+      <w:bookmarkEnd w:id="37"/>
+      <w:bookmarkEnd w:id="38"/>
     </w:p>
     <w:p>
       <w:pPr>
@@ -12800,8 +13850,8 @@
           <w:lang w:eastAsia="ru-RU"/>
         </w:rPr>
       </w:pPr>
-      <w:bookmarkStart w:id="34" w:name="_Toc232191343"/>
-      <w:bookmarkStart w:id="35" w:name="_Toc232340171"/>
+      <w:bookmarkStart w:id="39" w:name="_Toc232191343"/>
+      <w:bookmarkStart w:id="40" w:name="_Toc232422261"/>
       <w:r>
         <w:rPr>
           <w:rFonts w:eastAsia="Times New Roman"/>
@@ -12811,8 +13861,8 @@
         <w:lastRenderedPageBreak/>
         <w:t>Часть задания от предприятия</w:t>
       </w:r>
-      <w:bookmarkEnd w:id="34"/>
-      <w:bookmarkEnd w:id="35"/>
+      <w:bookmarkEnd w:id="39"/>
+      <w:bookmarkEnd w:id="40"/>
     </w:p>
     <w:p>
       <w:pPr>
@@ -12912,8 +13962,8 @@
           <w:lang w:eastAsia="ru-RU"/>
         </w:rPr>
       </w:pPr>
-      <w:bookmarkStart w:id="36" w:name="_Toc232191344"/>
-      <w:bookmarkStart w:id="37" w:name="_Toc232340172"/>
+      <w:bookmarkStart w:id="41" w:name="_Toc232191344"/>
+      <w:bookmarkStart w:id="42" w:name="_Toc232422262"/>
       <w:r>
         <w:rPr>
           <w:rFonts w:eastAsia="Times New Roman"/>
@@ -12922,8 +13972,8 @@
         <w:lastRenderedPageBreak/>
         <w:t>Заключение</w:t>
       </w:r>
-      <w:bookmarkEnd w:id="36"/>
-      <w:bookmarkEnd w:id="37"/>
+      <w:bookmarkEnd w:id="41"/>
+      <w:bookmarkEnd w:id="42"/>
     </w:p>
     <w:p>
       <w:pPr>
@@ -13035,8 +14085,8 @@
           <w:lang w:eastAsia="ru-RU"/>
         </w:rPr>
       </w:pPr>
-      <w:bookmarkStart w:id="38" w:name="_Toc232191345"/>
-      <w:bookmarkStart w:id="39" w:name="_Toc232340173"/>
+      <w:bookmarkStart w:id="43" w:name="_Toc232191345"/>
+      <w:bookmarkStart w:id="44" w:name="_Toc232422263"/>
       <w:r>
         <w:rPr>
           <w:rFonts w:eastAsia="Times New Roman"/>
@@ -13048,8 +14098,8 @@
         <w:lastRenderedPageBreak/>
         <w:t>Приложение А.</w:t>
       </w:r>
-      <w:bookmarkEnd w:id="38"/>
-      <w:bookmarkEnd w:id="39"/>
+      <w:bookmarkEnd w:id="43"/>
+      <w:bookmarkEnd w:id="44"/>
     </w:p>
     <w:p>
       <w:pPr>
@@ -13763,7 +14813,27 @@
           <w:szCs w:val="28"/>
           <w:lang w:eastAsia="ru-RU"/>
         </w:rPr>
-        <w:t>Автоматизируемые бизнес процессы:</w:t>
+        <w:t xml:space="preserve">Автоматизируемые </w:t>
+      </w:r>
+      <w:proofErr w:type="gramStart"/>
+      <w:r>
+        <w:rPr>
+          <w:rFonts w:ascii="Times New Roman" w:eastAsia="Times New Roman" w:hAnsi="Times New Roman" w:cs="Times New Roman"/>
+          <w:sz w:val="28"/>
+          <w:szCs w:val="28"/>
+          <w:lang w:eastAsia="ru-RU"/>
+        </w:rPr>
+        <w:t>бизнес процессы</w:t>
+      </w:r>
+      <w:proofErr w:type="gramEnd"/>
+      <w:r>
+        <w:rPr>
+          <w:rFonts w:ascii="Times New Roman" w:eastAsia="Times New Roman" w:hAnsi="Times New Roman" w:cs="Times New Roman"/>
+          <w:sz w:val="28"/>
+          <w:szCs w:val="28"/>
+          <w:lang w:eastAsia="ru-RU"/>
+        </w:rPr>
+        <w:t>:</w:t>
       </w:r>
     </w:p>
     <w:p>
@@ -18639,7 +19709,16 @@
                 <w:sz w:val="24"/>
                 <w:szCs w:val="24"/>
               </w:rPr>
-              <w:t xml:space="preserve">Все пользовательские данные ( </w:t>
+              <w:t xml:space="preserve">Все пользовательские данные </w:t>
+            </w:r>
+            <w:proofErr w:type="gramStart"/>
+            <w:r>
+              <w:rPr>
+                <w:rFonts w:ascii="Times New Roman" w:hAnsi="Times New Roman" w:cs="Times New Roman"/>
+                <w:sz w:val="24"/>
+                <w:szCs w:val="24"/>
+              </w:rPr>
+              <w:t xml:space="preserve">( </w:t>
             </w:r>
             <w:proofErr w:type="spellStart"/>
             <w:r>
@@ -18651,6 +19730,7 @@
               <w:t>email</w:t>
             </w:r>
             <w:proofErr w:type="spellEnd"/>
+            <w:proofErr w:type="gramEnd"/>
             <w:r>
               <w:rPr>
                 <w:rFonts w:ascii="Times New Roman" w:hAnsi="Times New Roman" w:cs="Times New Roman"/>
@@ -20119,6 +21199,7 @@
                 <w:sz w:val="24"/>
                 <w:szCs w:val="24"/>
               </w:rPr>
+              <w:lastRenderedPageBreak/>
               <w:t>Комментарии и уведомления</w:t>
             </w:r>
           </w:p>
@@ -20684,6 +21765,7 @@
                 <w:sz w:val="24"/>
                 <w:szCs w:val="24"/>
               </w:rPr>
+              <w:lastRenderedPageBreak/>
               <w:t>2</w:t>
             </w:r>
           </w:p>
@@ -21719,6 +22801,7 @@
                 <w:sz w:val="24"/>
                 <w:szCs w:val="24"/>
               </w:rPr>
+              <w:lastRenderedPageBreak/>
               <w:t>2.2</w:t>
             </w:r>
           </w:p>
@@ -22280,6 +23363,7 @@
                 <w:sz w:val="24"/>
                 <w:szCs w:val="24"/>
               </w:rPr>
+              <w:lastRenderedPageBreak/>
               <w:t>3.2</w:t>
             </w:r>
           </w:p>
@@ -23406,6 +24490,7 @@
                 <w:sz w:val="24"/>
                 <w:szCs w:val="24"/>
               </w:rPr>
+              <w:lastRenderedPageBreak/>
               <w:t>3.15</w:t>
             </w:r>
           </w:p>
